--- a/mps-nivel-c/oficial/04_registros/AASP_Gerenciador/AASP01_Grupos-Usuarios/CTQ-AASP01-001_Cenarios-de-Teste-Homologacao.docx
+++ b/mps-nivel-c/oficial/04_registros/AASP_Gerenciador/AASP01_Grupos-Usuarios/CTQ-AASP01-001_Cenarios-de-Teste-Homologacao.docx
@@ -450,7 +450,7 @@
                 <w:i w:val="0"/>
                 <w:sz w:val="20"/>
               </w:rPr>
-              <w:t>Abraão (GP) · Cezar Hiraki (TL) (Timeware)</w:t>
+              <w:t>Abraão Oliveira (GP) · Cézar Velázquez (TL) (Timeware)</w:t>
             </w:r>
           </w:p>
         </w:tc>
@@ -506,7 +506,7 @@
                 <w:i w:val="0"/>
                 <w:sz w:val="20"/>
               </w:rPr>
-              <w:t>Renan Kiyoshi (Timeware)</w:t>
+              <w:t>Renan Kioshi (Timeware)</w:t>
             </w:r>
           </w:p>
         </w:tc>
@@ -674,7 +674,7 @@
                 <w:i w:val="0"/>
                 <w:sz w:val="20"/>
               </w:rPr>
-              <w:t>Leonardo Francisco Pereira (AASP) + Abraão (Timeware)</w:t>
+              <w:t>Leonardo Francisco Pereira (AASP) + Abraão Oliveira (Timeware)</w:t>
             </w:r>
           </w:p>
         </w:tc>
@@ -821,7 +821,7 @@
           <w:i w:val="0"/>
           <w:sz w:val="22"/>
         </w:rPr>
-        <w:t>Cenarios de teste executados durante a homologacao da Sprint 1 (AG-20, AG-21, AG-22). Definidos em conjunto entre Abraão (Timeware) e Leonardo Francisco Pereira (AASP). Todos os 10 cenarios da Sprint 1 foram executados e aprovados em 06/06/2026, sem ressalvas, conforme registrado na ATA-AASP01-002.</w:t>
+        <w:t>Cenarios de teste executados durante a homologacao da Sprint 1 (AG-20, AG-21, AG-22). Definidos em conjunto entre Abraão Oliveira (Timeware) e Leonardo Francisco Pereira (AASP). Todos os 10 cenarios da Sprint 1 foram executados e aprovados em 06/06/2026, sem ressalvas, conforme registrado na ATA-AASP01-002.</w:t>
       </w:r>
     </w:p>
     <w:p>
@@ -5986,7 +5986,7 @@
                 <w:i w:val="0"/>
                 <w:sz w:val="20"/>
               </w:rPr>
-              <w:t>Abraão</w:t>
+              <w:t>Abraão Oliveira</w:t>
             </w:r>
           </w:p>
         </w:tc>
@@ -6092,7 +6092,7 @@
                 <w:i w:val="0"/>
                 <w:sz w:val="20"/>
               </w:rPr>
-              <w:t>Abraão</w:t>
+              <w:t>Abraão Oliveira</w:t>
             </w:r>
           </w:p>
         </w:tc>

--- a/mps-nivel-c/oficial/04_registros/AASP_Gerenciador/AASP01_Grupos-Usuarios/CTQ-AASP01-001_Cenarios-de-Teste-Homologacao.docx
+++ b/mps-nivel-c/oficial/04_registros/AASP_Gerenciador/AASP01_Grupos-Usuarios/CTQ-AASP01-001_Cenarios-de-Teste-Homologacao.docx
@@ -21,7 +21,7 @@
           <w:color w:val="003366"/>
           <w:sz w:val="36"/>
         </w:rPr>
-        <w:t>CENARIOS DE TESTE E HOMOLOGACAO — AASP GERENCIADOR · GRUPOS DE USUARIOS</w:t>
+        <w:t>CENÁRIOS DE TESTE E HOMOLOGAÇÃO — AASP GERENCIADOR · GRUPOS DE USUÁRIOS</w:t>
       </w:r>
     </w:p>
     <w:p>
@@ -201,7 +201,7 @@
                 <w:i w:val="0"/>
                 <w:sz w:val="20"/>
               </w:rPr>
-              <w:t>Versao</w:t>
+              <w:t>Versão</w:t>
             </w:r>
           </w:p>
         </w:tc>
@@ -705,7 +705,7 @@
                 <w:i w:val="0"/>
                 <w:sz w:val="20"/>
               </w:rPr>
-              <w:t>Ambiente de execucao</w:t>
+              <w:t>Ambiente de execução</w:t>
             </w:r>
           </w:p>
         </w:tc>
@@ -730,7 +730,7 @@
                 <w:i w:val="0"/>
                 <w:sz w:val="20"/>
               </w:rPr>
-              <w:t>Homologacao AASP</w:t>
+              <w:t>Homologação AASP</w:t>
             </w:r>
           </w:p>
         </w:tc>
@@ -761,7 +761,7 @@
                 <w:i w:val="0"/>
                 <w:sz w:val="20"/>
               </w:rPr>
-              <w:t>Data de execucao Sprint 1</w:t>
+              <w:t>Data de execução Sprint 1</w:t>
             </w:r>
           </w:p>
         </w:tc>
@@ -821,7 +821,7 @@
           <w:i w:val="0"/>
           <w:sz w:val="22"/>
         </w:rPr>
-        <w:t>Cenarios de teste executados durante a homologacao da Sprint 1 (AG-20, AG-21, AG-22). Definidos em conjunto entre Abraão Oliveira (Timeware) e Leonardo Francisco Pereira (AASP). Todos os 10 cenarios da Sprint 1 foram executados e aprovados em 06/06/2026, sem ressalvas, conforme registrado na ATA-AASP01-002.</w:t>
+        <w:t>Cenários de teste executados durante a homologação da Sprint 1 (AG-20, AG-21, AG-22). Definidos em conjunto entre Abraão Oliveira (Timeware) e Leonardo Francisco Pereira (AASP). Todos os 10 cenários da Sprint 1 foram executados e aprovados em 06/06/2026, sem ressalvas, conforme registrado na ATA-AASP01-002.</w:t>
       </w:r>
     </w:p>
     <w:p>
@@ -835,7 +835,7 @@
           <w:i w:val="0"/>
           <w:sz w:val="22"/>
         </w:rPr>
-        <w:t>A feature AG — ms.auxo.gruposusuarios e desenvolvida em .NET Framework 4.7.2, com acesso ao banco SQL Server auxo3 via Dapper. Os cenarios cobrem os endpoints implementados nos PRs #11 a #15 da Sprint 1.</w:t>
+        <w:t>A feature AG — ms.auxo.gruposusuarios e desenvolvida em .NET Framework 4.7.2, com acesso ao banco SQL Server auxo3 via Dapper. Os cenários cobrem os endpoints implementados nos PRs #11 a #15 da Sprint 1.</w:t>
       </w:r>
     </w:p>
     <w:p>
@@ -927,7 +927,7 @@
                 <w:color w:val="FFFFFF"/>
                 <w:sz w:val="20"/>
               </w:rPr>
-              <w:t>Historias cobertas</w:t>
+              <w:t>Histórias cobertas</w:t>
             </w:r>
           </w:p>
         </w:tc>
@@ -954,7 +954,7 @@
                 <w:color w:val="FFFFFF"/>
                 <w:sz w:val="20"/>
               </w:rPr>
-              <w:t>Cenarios totais</w:t>
+              <w:t>Cenários totais</w:t>
             </w:r>
           </w:p>
         </w:tc>
@@ -1008,7 +1008,7 @@
                 <w:color w:val="FFFFFF"/>
                 <w:sz w:val="20"/>
               </w:rPr>
-              <w:t>Nao OK</w:t>
+              <w:t>Não OK</w:t>
             </w:r>
           </w:p>
         </w:tc>
@@ -1035,7 +1035,7 @@
                 <w:color w:val="FFFFFF"/>
                 <w:sz w:val="20"/>
               </w:rPr>
-              <w:t>Nao testados</w:t>
+              <w:t>Não testados</w:t>
             </w:r>
           </w:p>
         </w:tc>
@@ -1671,7 +1671,7 @@
                 <w:i w:val="0"/>
                 <w:sz w:val="20"/>
               </w:rPr>
-              <w:t>Regressao geral</w:t>
+              <w:t>Regressão geral</w:t>
             </w:r>
           </w:p>
         </w:tc>
@@ -1817,7 +1817,7 @@
         </w:pBdr>
       </w:pPr>
       <w:r>
-        <w:t>3. Cenarios — Sprint 1 — AG-20 CRUD Grupos</w:t>
+        <w:t>3. Cenários — Sprint 1 — AG-20 CRUD Grupos</w:t>
       </w:r>
     </w:p>
     <w:p>
@@ -1831,7 +1831,7 @@
           <w:i w:val="0"/>
           <w:sz w:val="22"/>
         </w:rPr>
-        <w:t>5 cenarios definidos e executados para a historia AG-20, cobrindo criacao, listagem, atualizacao e exclusao logica de grupos.</w:t>
+        <w:t>5 cenários definidos e executados para a história AG-20, cobrindo criação, listagem, atualização e exclusão lógica de grupos.</w:t>
       </w:r>
     </w:p>
     <w:tbl>
@@ -1911,7 +1911,7 @@
                 <w:color w:val="FFFFFF"/>
                 <w:sz w:val="20"/>
               </w:rPr>
-              <w:t>Cenario</w:t>
+              <w:t>Cenário</w:t>
             </w:r>
           </w:p>
         </w:tc>
@@ -1965,7 +1965,7 @@
                 <w:color w:val="FFFFFF"/>
                 <w:sz w:val="20"/>
               </w:rPr>
-              <w:t>Pre-condicao</w:t>
+              <w:t>Pre-condição</w:t>
             </w:r>
           </w:p>
         </w:tc>
@@ -2073,7 +2073,7 @@
                 <w:color w:val="FFFFFF"/>
                 <w:sz w:val="20"/>
               </w:rPr>
-              <w:t>Observacao</w:t>
+              <w:t>Observação</w:t>
             </w:r>
           </w:p>
         </w:tc>
@@ -2130,7 +2130,7 @@
                 <w:i w:val="0"/>
                 <w:sz w:val="20"/>
               </w:rPr>
-              <w:t>Criar grupo com dados validos — happy path</w:t>
+              <w:t>Criar grupo com dados válidos — happy path</w:t>
             </w:r>
           </w:p>
         </w:tc>
@@ -2208,7 +2208,7 @@
                 <w:i w:val="0"/>
                 <w:sz w:val="20"/>
               </w:rPr>
-              <w:t>Enviar POST /grupos com body {"nome":"Gestores","descricao":"Grupo de gestores"} e JWT valido no header</w:t>
+              <w:t>Enviar POST /grupos com body {"nome":"Gestores","descrição":"Grupo de gestores"} e JWT válido no header</w:t>
             </w:r>
           </w:p>
         </w:tc>
@@ -2234,7 +2234,7 @@
                 <w:i w:val="0"/>
                 <w:sz w:val="20"/>
               </w:rPr>
-              <w:t>HTTP 201; body com id gerado, nome="Gestores", descricao preenchida, ativo=true, DataCriacao preenchida</w:t>
+              <w:t>HTTP 201; body com id gerado, nome="Gestores", descrição preenchida, ativo=true, DataCriacao preenchida</w:t>
             </w:r>
           </w:p>
         </w:tc>
@@ -2286,7 +2286,7 @@
                 <w:i w:val="0"/>
                 <w:sz w:val="20"/>
               </w:rPr>
-              <w:t>3 testes unitarios cobrindo este cenario no GrupoService</w:t>
+              <w:t>3 testes unitários cobrindo este cenário no GrupoService</w:t>
             </w:r>
           </w:p>
         </w:tc>
@@ -2416,7 +2416,7 @@
                 <w:i w:val="0"/>
                 <w:sz w:val="20"/>
               </w:rPr>
-              <w:t>Enviar GET /grupos com JWT valido</w:t>
+              <w:t>Enviar GET /grupos com JWT válido</w:t>
             </w:r>
           </w:p>
         </w:tc>
@@ -2441,7 +2441,7 @@
                 <w:i w:val="0"/>
                 <w:sz w:val="20"/>
               </w:rPr>
-              <w:t>HTTP 200; array com 3 objetos contendo id, nome, descricao, ativo=true para cada grupo</w:t>
+              <w:t>HTTP 200; array com 3 objetos contendo id, nome, descrição, ativo=true para cada grupo</w:t>
             </w:r>
           </w:p>
         </w:tc>
@@ -2539,7 +2539,7 @@
                 <w:i w:val="0"/>
                 <w:sz w:val="20"/>
               </w:rPr>
-              <w:t>Atualizar nome e descricao de grupo — happy path</w:t>
+              <w:t>Atualizar nome e descrição de grupo — happy path</w:t>
             </w:r>
           </w:p>
         </w:tc>
@@ -2617,7 +2617,7 @@
                 <w:i w:val="0"/>
                 <w:sz w:val="20"/>
               </w:rPr>
-              <w:t>Enviar PUT /grupos/5 com body {"nome":"Gestores Senior","descricao":"Atualizado"} e JWT valido</w:t>
+              <w:t>Enviar PUT /grupos/5 com body {"nome":"Gestores Senior","descrição":"Atualizado"} e JWT válido</w:t>
             </w:r>
           </w:p>
         </w:tc>
@@ -2643,7 +2643,7 @@
                 <w:i w:val="0"/>
                 <w:sz w:val="20"/>
               </w:rPr>
-              <w:t>HTTP 200; grupo retornado com nome="Gestores Senior", descricao="Atualizado" e DataAtualizacao preenchida com o timestamp atual</w:t>
+              <w:t>HTTP 200; grupo retornado com nome="Gestores Senior", descrição="Atualizado" e DataAtualizacao preenchida com o timestamp atual</w:t>
             </w:r>
           </w:p>
         </w:tc>
@@ -2741,7 +2741,7 @@
                 <w:i w:val="0"/>
                 <w:sz w:val="20"/>
               </w:rPr>
-              <w:t>Exclusao logica (soft delete) de grupo sem usuarios — happy path</w:t>
+              <w:t>Exclusao lógica (soft delete) de grupo sem usuários — happy path</w:t>
             </w:r>
           </w:p>
         </w:tc>
@@ -2791,7 +2791,7 @@
                 <w:i w:val="0"/>
                 <w:sz w:val="20"/>
               </w:rPr>
-              <w:t>Grupo com id=7 existe, Ativo=true e nao possui usuarios vinculados ativos</w:t>
+              <w:t>Grupo com id=7 existe, Ativo=true e não possui usuários vinculados ativos</w:t>
             </w:r>
           </w:p>
         </w:tc>
@@ -2816,7 +2816,7 @@
                 <w:i w:val="0"/>
                 <w:sz w:val="20"/>
               </w:rPr>
-              <w:t>Enviar DELETE /grupos/7 com JWT valido</w:t>
+              <w:t>Enviar DELETE /grupos/7 com JWT válido</w:t>
             </w:r>
           </w:p>
         </w:tc>
@@ -2841,7 +2841,7 @@
                 <w:i w:val="0"/>
                 <w:sz w:val="20"/>
               </w:rPr>
-              <w:t>HTTP 204; campo Ativo=false no banco (registro permanece); grupo com id=7 nao aparece em GET /grupos (que filtra WHERE Ativo=1)</w:t>
+              <w:t>HTTP 204; campo Ativo=false no banco (registro permanece); grupo com id=7 não aparece em GET /grupos (que filtra WHERE Ativo=1)</w:t>
             </w:r>
           </w:p>
         </w:tc>
@@ -2948,7 +2948,7 @@
                 <w:i w:val="0"/>
                 <w:sz w:val="20"/>
               </w:rPr>
-              <w:t>Tentar criar grupo com nome ja existente — sad path</w:t>
+              <w:t>Tentar criar grupo com nome já existente — sad path</w:t>
             </w:r>
           </w:p>
         </w:tc>
@@ -3000,7 +3000,7 @@
                 <w:i w:val="0"/>
                 <w:sz w:val="20"/>
               </w:rPr>
-              <w:t>Grupo com nome "Administradores" ja existe no banco com Ativo=true</w:t>
+              <w:t>Grupo com nome "Administradores" já existe no banco com Ativo=true</w:t>
             </w:r>
           </w:p>
         </w:tc>
@@ -3026,7 +3026,7 @@
                 <w:i w:val="0"/>
                 <w:sz w:val="20"/>
               </w:rPr>
-              <w:t>Enviar POST /grupos com body {"nome":"Administradores","descricao":"Qualquer"}</w:t>
+              <w:t>Enviar POST /grupos com body {"nome":"Administradores","descrição":"Qualquer"}</w:t>
             </w:r>
           </w:p>
         </w:tc>
@@ -3052,7 +3052,7 @@
                 <w:i w:val="0"/>
                 <w:sz w:val="20"/>
               </w:rPr>
-              <w:t>HTTP 409 Conflict; body com mensagem "Nome de grupo ja existe"</w:t>
+              <w:t>HTTP 409 Conflict; body com mensagem "Nome de grupo já existe"</w:t>
             </w:r>
           </w:p>
         </w:tc>
@@ -3104,7 +3104,7 @@
                 <w:i w:val="0"/>
                 <w:sz w:val="20"/>
               </w:rPr>
-              <w:t>Validacao de unicidade implementada apos achado RV-001-01 — antes do fix retornava excecao do banco</w:t>
+              <w:t>Validação de unicidade implementada após achado RV-001-01 — antes do fix retornava exceção do banco</w:t>
             </w:r>
           </w:p>
         </w:tc>
@@ -3125,7 +3125,7 @@
         </w:pBdr>
       </w:pPr>
       <w:r>
-        <w:t>4. Cenarios — Sprint 1 — AG-21 Permissoes por Grupo</w:t>
+        <w:t>4. Cenários — Sprint 1 — AG-21 Permissões por Grupo</w:t>
       </w:r>
     </w:p>
     <w:p>
@@ -3139,7 +3139,7 @@
           <w:i w:val="0"/>
           <w:sz w:val="22"/>
         </w:rPr>
-        <w:t>2 cenarios definidos e executados para a historia AG-21, cobrindo associacao de permissoes validas e rejeicao de permissoes invalidas.</w:t>
+        <w:t>2 cenários definidos e executados para a história AG-21, cobrindo associação de permissões validas e rejeição de permissões invalidas.</w:t>
       </w:r>
     </w:p>
     <w:tbl>
@@ -3219,7 +3219,7 @@
                 <w:color w:val="FFFFFF"/>
                 <w:sz w:val="20"/>
               </w:rPr>
-              <w:t>Cenario</w:t>
+              <w:t>Cenário</w:t>
             </w:r>
           </w:p>
         </w:tc>
@@ -3273,7 +3273,7 @@
                 <w:color w:val="FFFFFF"/>
                 <w:sz w:val="20"/>
               </w:rPr>
-              <w:t>Pre-condicao</w:t>
+              <w:t>Pre-condição</w:t>
             </w:r>
           </w:p>
         </w:tc>
@@ -3381,7 +3381,7 @@
                 <w:color w:val="FFFFFF"/>
                 <w:sz w:val="20"/>
               </w:rPr>
-              <w:t>Observacao</w:t>
+              <w:t>Observação</w:t>
             </w:r>
           </w:p>
         </w:tc>
@@ -3438,7 +3438,7 @@
                 <w:i w:val="0"/>
                 <w:sz w:val="20"/>
               </w:rPr>
-              <w:t>Associar permissoes validas a grupo — happy path</w:t>
+              <w:t>Associar permissões validas a grupo — happy path</w:t>
             </w:r>
           </w:p>
         </w:tc>
@@ -3516,7 +3516,7 @@
                 <w:i w:val="0"/>
                 <w:sz w:val="20"/>
               </w:rPr>
-              <w:t>Enviar PUT /grupos/3/permissoes com body {"permissoes":["Leitura","Escrita"]} e JWT valido</w:t>
+              <w:t>Enviar PUT /grupos/3/permissoes com body {"permissões":["Leitura","Escrita"]} e JWT válido</w:t>
             </w:r>
           </w:p>
         </w:tc>
@@ -3542,7 +3542,7 @@
                 <w:i w:val="0"/>
                 <w:sz w:val="20"/>
               </w:rPr>
-              <w:t>HTTP 200; permissoes "Leitura" e "Escrita" registradas em PermissoesGrupo; GET /grupos/3 retorna as permissoes atualizadas</w:t>
+              <w:t>HTTP 200; permissões "Leitura" e "Escrita" registradas em PermissoesGrupo; GET /grupos/3 retorna as permissões atualizadas</w:t>
             </w:r>
           </w:p>
         </w:tc>
@@ -3594,7 +3594,7 @@
                 <w:i w:val="0"/>
                 <w:sz w:val="20"/>
               </w:rPr>
-              <w:t>Validacao de enum adicionada no controller apos RV-002-01; antes do fix, invalidos lancavam excecao SQL</w:t>
+              <w:t>Validação de enum adicionada no controller após RV-002-01; antes do fix, inválidos lançavam exceção SQL</w:t>
             </w:r>
           </w:p>
         </w:tc>
@@ -3649,7 +3649,7 @@
                 <w:i w:val="0"/>
                 <w:sz w:val="20"/>
               </w:rPr>
-              <w:t>Tentar associar permissao invalida — sad path</w:t>
+              <w:t>Tentar associar permissão inválida — sad path</w:t>
             </w:r>
           </w:p>
         </w:tc>
@@ -3724,7 +3724,7 @@
                 <w:i w:val="0"/>
                 <w:sz w:val="20"/>
               </w:rPr>
-              <w:t>Enviar PUT /grupos/3/permissoes com body {"permissoes":["SuperAdmin"]} e JWT valido</w:t>
+              <w:t>Enviar PUT /grupos/3/permissoes com body {"permissões":["SuperAdmin"]} e JWT válido</w:t>
             </w:r>
           </w:p>
         </w:tc>
@@ -3749,7 +3749,7 @@
                 <w:i w:val="0"/>
                 <w:sz w:val="20"/>
               </w:rPr>
-              <w:t>HTTP 400 Bad Request; mensagem indicando que o valor "SuperAdmin" e invalido e listando os valores aceitos: Leitura, Escrita, Exclusao, Administracao, Relatorio</w:t>
+              <w:t>HTTP 400 Bad Request; mensagem indicando que o valor "SuperAdmin" e inválido e listando os valores aceitos: Leitura, Escrita, Exclusao, Administracao, Relatorio</w:t>
             </w:r>
           </w:p>
         </w:tc>
@@ -3799,7 +3799,7 @@
                 <w:i w:val="0"/>
                 <w:sz w:val="20"/>
               </w:rPr>
-              <w:t>Enum validado no controller antes de chamar o service; mensagem amigavel retornada</w:t>
+              <w:t>Enum validado no controller antes de chamar o service; mensagem amigável retornada</w:t>
             </w:r>
           </w:p>
         </w:tc>
@@ -3820,7 +3820,7 @@
         </w:pBdr>
       </w:pPr>
       <w:r>
-        <w:t>5. Cenarios — Sprint 1 — AG-22 Vinculo Usuario-Grupo</w:t>
+        <w:t>5. Cenários — Sprint 1 — AG-22 Vínculo Usuário-Grupo</w:t>
       </w:r>
     </w:p>
     <w:p>
@@ -3834,7 +3834,7 @@
           <w:i w:val="0"/>
           <w:sz w:val="22"/>
         </w:rPr>
-        <w:t>3 cenarios definidos e executados para a historia AG-22, cobrindo vinculo, desvinculo e tentativa com usuario inexistente.</w:t>
+        <w:t>3 cenários definidos e executados para a história AG-22, cobrindo vínculo, desvínculo e tentativa com usuário inexistente.</w:t>
       </w:r>
     </w:p>
     <w:tbl>
@@ -3914,7 +3914,7 @@
                 <w:color w:val="FFFFFF"/>
                 <w:sz w:val="20"/>
               </w:rPr>
-              <w:t>Cenario</w:t>
+              <w:t>Cenário</w:t>
             </w:r>
           </w:p>
         </w:tc>
@@ -3968,7 +3968,7 @@
                 <w:color w:val="FFFFFF"/>
                 <w:sz w:val="20"/>
               </w:rPr>
-              <w:t>Pre-condicao</w:t>
+              <w:t>Pre-condição</w:t>
             </w:r>
           </w:p>
         </w:tc>
@@ -4076,7 +4076,7 @@
                 <w:color w:val="FFFFFF"/>
                 <w:sz w:val="20"/>
               </w:rPr>
-              <w:t>Observacao</w:t>
+              <w:t>Observação</w:t>
             </w:r>
           </w:p>
         </w:tc>
@@ -4133,7 +4133,7 @@
                 <w:i w:val="0"/>
                 <w:sz w:val="20"/>
               </w:rPr>
-              <w:t>Vincular usuario ativo a grupo — happy path</w:t>
+              <w:t>Vincular usuário ativo a grupo — happy path</w:t>
             </w:r>
           </w:p>
         </w:tc>
@@ -4185,7 +4185,7 @@
                 <w:i w:val="0"/>
                 <w:sz w:val="20"/>
               </w:rPr>
-              <w:t>Usuario id=42 existe e possui Ativo=true; Grupo id=3 existe e ativo; vinculo entre eles nao existe</w:t>
+              <w:t>Usuário id=42 existe e possui Ativo=true; Grupo id=3 existe e ativo; vínculo entre eles não existe</w:t>
             </w:r>
           </w:p>
         </w:tc>
@@ -4211,7 +4211,7 @@
                 <w:i w:val="0"/>
                 <w:sz w:val="20"/>
               </w:rPr>
-              <w:t>Enviar POST /grupos/3/usuarios com body {"usuarioId":42} e JWT valido</w:t>
+              <w:t>Enviar POST /grupos/3/usuarios com body {"usuarioId":42} e JWT válido</w:t>
             </w:r>
           </w:p>
         </w:tc>
@@ -4289,7 +4289,7 @@
                 <w:i w:val="0"/>
                 <w:sz w:val="20"/>
               </w:rPr>
-              <w:t>Validacao de usuario ativo adicionada apos RV-003-01 — antes do fix, usuarios inativos podiam ser vinculados</w:t>
+              <w:t>Validação de usuário ativo adicionada após RV-003-01 — antes do fix, usuários inativos podiam ser vinculados</w:t>
             </w:r>
           </w:p>
         </w:tc>
@@ -4344,7 +4344,7 @@
                 <w:i w:val="0"/>
                 <w:sz w:val="20"/>
               </w:rPr>
-              <w:t>Desvincular usuario de grupo — happy path</w:t>
+              <w:t>Desvincular usuário de grupo — happy path</w:t>
             </w:r>
           </w:p>
         </w:tc>
@@ -4394,7 +4394,7 @@
                 <w:i w:val="0"/>
                 <w:sz w:val="20"/>
               </w:rPr>
-              <w:t>Usuario id=42 esta vinculado ao Grupo id=3 com Ativo=true em UsuariosGrupo</w:t>
+              <w:t>Usuário id=42 esta vinculado ao Grupo id=3 com Ativo=true em UsuariosGrupo</w:t>
             </w:r>
           </w:p>
         </w:tc>
@@ -4419,7 +4419,7 @@
                 <w:i w:val="0"/>
                 <w:sz w:val="20"/>
               </w:rPr>
-              <w:t>Enviar DELETE /grupos/3/usuarios/42 com JWT valido</w:t>
+              <w:t>Enviar DELETE /grupos/3/usuarios/42 com JWT válido</w:t>
             </w:r>
           </w:p>
         </w:tc>
@@ -4444,7 +4444,7 @@
                 <w:i w:val="0"/>
                 <w:sz w:val="20"/>
               </w:rPr>
-              <w:t>HTTP 204; campo Ativo=false no registro de UsuariosGrupo (soft delete do vinculo); usuario id=42 nao aparece em GET /grupos/3/usuarios</w:t>
+              <w:t>HTTP 204; campo Ativo=false no registro de UsuariosGrupo (soft delete do vínculo); usuário id=42 não aparece em GET /grupos/3/usuarios</w:t>
             </w:r>
           </w:p>
         </w:tc>
@@ -4494,7 +4494,7 @@
                 <w:i w:val="0"/>
                 <w:sz w:val="20"/>
               </w:rPr>
-              <w:t>Soft delete do vinculo — historico preservado em UsuariosGrupo</w:t>
+              <w:t>Soft delete do vínculo — histórico preservado em UsuariosGrupo</w:t>
             </w:r>
           </w:p>
         </w:tc>
@@ -4551,7 +4551,7 @@
                 <w:i w:val="0"/>
                 <w:sz w:val="20"/>
               </w:rPr>
-              <w:t>Tentar vincular usuario inexistente — sad path</w:t>
+              <w:t>Tentar vincular usuário inexistente — sad path</w:t>
             </w:r>
           </w:p>
         </w:tc>
@@ -4603,7 +4603,7 @@
                 <w:i w:val="0"/>
                 <w:sz w:val="20"/>
               </w:rPr>
-              <w:t>Grupo id=3 existe e ativo; usuario id=999 nao existe no banco</w:t>
+              <w:t>Grupo id=3 existe e ativo; usuário id=999 não existe no banco</w:t>
             </w:r>
           </w:p>
         </w:tc>
@@ -4629,7 +4629,7 @@
                 <w:i w:val="0"/>
                 <w:sz w:val="20"/>
               </w:rPr>
-              <w:t>Enviar POST /grupos/3/usuarios com body {"usuarioId":999} e JWT valido</w:t>
+              <w:t>Enviar POST /grupos/3/usuarios com body {"usuarioId":999} e JWT válido</w:t>
             </w:r>
           </w:p>
         </w:tc>
@@ -4655,7 +4655,7 @@
                 <w:i w:val="0"/>
                 <w:sz w:val="20"/>
               </w:rPr>
-              <w:t>HTTP 404; body com mensagem "Usuario nao encontrado"</w:t>
+              <w:t>HTTP 404; body com mensagem "Usuário não encontrado"</w:t>
             </w:r>
           </w:p>
         </w:tc>
@@ -4707,7 +4707,7 @@
                 <w:i w:val="0"/>
                 <w:sz w:val="20"/>
               </w:rPr>
-              <w:t>FK validada via consulta Dapper antes do INSERT; evita excecao de FK violation no banco</w:t>
+              <w:t>FK validada via consulta Dapper antes do INSERT; evita exceção de FK violation no banco</w:t>
             </w:r>
           </w:p>
         </w:tc>
@@ -4728,7 +4728,7 @@
         </w:pBdr>
       </w:pPr>
       <w:r>
-        <w:t>6. Cenarios planejados — Sprint 2 (a executar)</w:t>
+        <w:t>6. Cenários planejados — Sprint 2 (a executar)</w:t>
       </w:r>
     </w:p>
     <w:p>
@@ -4742,7 +4742,7 @@
           <w:i w:val="0"/>
           <w:sz w:val="22"/>
         </w:rPr>
-        <w:t>Cenarios previstos para a Sprint 2, cobrindo as historias AG-23 (Auditoria) e AG-24 (Integracao com ms.temis.vinculos).</w:t>
+        <w:t>Cenários previstos para a Sprint 2, cobrindo as histórias AG-23 (Auditoria) e AG-24 (Integração com ms.temis.vinculos).</w:t>
       </w:r>
     </w:p>
     <w:tbl>
@@ -4819,7 +4819,7 @@
                 <w:color w:val="FFFFFF"/>
                 <w:sz w:val="20"/>
               </w:rPr>
-              <w:t>Historia</w:t>
+              <w:t>História</w:t>
             </w:r>
           </w:p>
         </w:tc>
@@ -4846,7 +4846,7 @@
                 <w:color w:val="FFFFFF"/>
                 <w:sz w:val="20"/>
               </w:rPr>
-              <w:t>Cenario</w:t>
+              <w:t>Cenário</w:t>
             </w:r>
           </w:p>
         </w:tc>
@@ -4983,7 +4983,7 @@
                 <w:i w:val="0"/>
                 <w:sz w:val="20"/>
               </w:rPr>
-              <w:t>Registrar log ao criar grupo — toda operacao INSERT/UPDATE/DELETE em Grupos deve gerar registro em AuditoriaGrupos com campos: GrupoId, UsuarioOperadorId, Acao, DataHora e Detalhe preenchidos corretamente</w:t>
+              <w:t>Registrar log ao criar grupo — toda operação INSERT/UPDATE/DELETE em Grupos deve gerar registro em AuditoriaGrupos com campos: GrupoId, UsuarioOperadorId, Acao, DataHora e Detalhe preenchidos corretamente</w:t>
             </w:r>
           </w:p>
         </w:tc>
@@ -5115,7 +5115,7 @@
                 <w:i w:val="0"/>
                 <w:sz w:val="20"/>
               </w:rPr>
-              <w:t>Verificar que registros de auditoria nao podem ser deletados ou alterados — a tabela AuditoriaGrupos deve ser append-only; tentativas de DELETE ou UPDATE devem ser bloqueadas</w:t>
+              <w:t>Verificar que registros de auditoria não podem ser deletados ou alterados — a tabela AuditoriaGrupos deve ser append-only; tentativas de DELETE ou UPDATE devem ser bloqueadas</w:t>
             </w:r>
           </w:p>
         </w:tc>
@@ -5140,7 +5140,7 @@
                 <w:i w:val="0"/>
                 <w:sz w:val="20"/>
               </w:rPr>
-              <w:t>Seguranca</w:t>
+              <w:t>Segurança</w:t>
             </w:r>
           </w:p>
         </w:tc>
@@ -5248,7 +5248,7 @@
                 <w:i w:val="0"/>
                 <w:sz w:val="20"/>
               </w:rPr>
-              <w:t>Vincular usuario a grupo dispara sincronizacao com ms.temis.vinculos — um HTTP POST /vinculos bem-sucedido deve ser realizado no ms.temis.vinculos apos cada vinculo de usuario criado com sucesso</w:t>
+              <w:t>Vincular usuário a grupo dispara sincronização com ms.temis.vinculos — um HTTP POST /vinculos bem-sucedido deve ser realizado no ms.temis.vinculos após cada vínculo de usuário criado com sucesso</w:t>
             </w:r>
           </w:p>
         </w:tc>
@@ -5274,7 +5274,7 @@
                 <w:i w:val="0"/>
                 <w:sz w:val="20"/>
               </w:rPr>
-              <w:t>Integracao</w:t>
+              <w:t>Integração</w:t>
             </w:r>
           </w:p>
         </w:tc>
@@ -5321,7 +5321,7 @@
         </w:pBdr>
       </w:pPr>
       <w:r>
-        <w:t>7. Cenarios planejados — Sprint 3 (a executar)</w:t>
+        <w:t>7. Cenários planejados — Sprint 3 (a executar)</w:t>
       </w:r>
     </w:p>
     <w:p>
@@ -5335,7 +5335,7 @@
           <w:i w:val="0"/>
           <w:sz w:val="22"/>
         </w:rPr>
-        <w:t>Cenarios previstos para a Sprint 3, cobrindo a historia AG-25 (Relatorio consolidado).</w:t>
+        <w:t>Cenários previstos para a Sprint 3, cobrindo a história AG-25 (Relatório consolidado).</w:t>
       </w:r>
     </w:p>
     <w:tbl>
@@ -5412,7 +5412,7 @@
                 <w:color w:val="FFFFFF"/>
                 <w:sz w:val="20"/>
               </w:rPr>
-              <w:t>Historia</w:t>
+              <w:t>História</w:t>
             </w:r>
           </w:p>
         </w:tc>
@@ -5439,7 +5439,7 @@
                 <w:color w:val="FFFFFF"/>
                 <w:sz w:val="20"/>
               </w:rPr>
-              <w:t>Cenario</w:t>
+              <w:t>Cenário</w:t>
             </w:r>
           </w:p>
         </w:tc>
@@ -5576,7 +5576,7 @@
                 <w:i w:val="0"/>
                 <w:sz w:val="20"/>
               </w:rPr>
-              <w:t>Listar grupos com usuarios e permissoes via GET /grupos/relatorio — endpoint retorna estrutura consolidada com todos os grupos ativos, seus membros (UsuariosGrupo) e permissoes (PermissoesGrupo) em uma unica resposta</w:t>
+              <w:t>Listar grupos com usuários e permissões via GET /grupos/relatorio — endpoint retorna estrutura consolidada com todos os grupos ativos, seus membros (UsuariosGrupo) e permissões (PermissoesGrupo) em uma única resposta</w:t>
             </w:r>
           </w:p>
         </w:tc>
@@ -5708,7 +5708,7 @@
                 <w:i w:val="0"/>
                 <w:sz w:val="20"/>
               </w:rPr>
-              <w:t>Exportar relatorio em CSV — parametro de query string "?formato=csv" faz com que o endpoint retorne o relatorio como arquivo para download no formato CSV com Content-Disposition adequado</w:t>
+              <w:t>Exportar relatório em CSV — parâmetro de query string "?formato=csv" faz com que o endpoint retorne o relatório como arquivo para download no formato CSV com Content-Disposition adequado</w:t>
             </w:r>
           </w:p>
         </w:tc>
@@ -5779,7 +5779,7 @@
         </w:pBdr>
       </w:pPr>
       <w:r>
-        <w:t>Historico de revisoes</w:t>
+        <w:t>Histórico de revisões</w:t>
       </w:r>
     </w:p>
     <w:tbl>
@@ -5827,7 +5827,7 @@
                 <w:i w:val="0"/>
                 <w:sz w:val="20"/>
               </w:rPr>
-              <w:t>Versao</w:t>
+              <w:t>Versão</w:t>
             </w:r>
           </w:p>
         </w:tc>
@@ -5905,7 +5905,7 @@
                 <w:i w:val="0"/>
                 <w:sz w:val="20"/>
               </w:rPr>
-              <w:t>Descricao</w:t>
+              <w:t>Descrição</w:t>
             </w:r>
           </w:p>
         </w:tc>
@@ -6011,7 +6011,7 @@
                 <w:i w:val="0"/>
                 <w:sz w:val="20"/>
               </w:rPr>
-              <w:t>Criacao do documento; cenarios da Sprint 1 definidos em conjunto com Leonardo Francisco Pereira (AASP)</w:t>
+              <w:t>Criação do documento; cenários da Sprint 1 definidos em conjunto com Leonardo Francisco Pereira (AASP)</w:t>
             </w:r>
           </w:p>
         </w:tc>
@@ -6117,7 +6117,7 @@
                 <w:i w:val="0"/>
                 <w:sz w:val="20"/>
               </w:rPr>
-              <w:t>Resultado da execucao Sprint 1 registrado (100% aprovado em 06/06/2026); cenarios das Sprints 2 e 3 planejados</w:t>
+              <w:t>Resultado da execução Sprint 1 registrado (100% aprovado em 06/06/2026); cenários das Sprints 2 e 3 planejados</w:t>
             </w:r>
           </w:p>
         </w:tc>

--- a/mps-nivel-c/oficial/04_registros/AASP_Gerenciador/AASP01_Grupos-Usuarios/CTQ-AASP01-001_Cenarios-de-Teste-Homologacao.docx
+++ b/mps-nivel-c/oficial/04_registros/AASP_Gerenciador/AASP01_Grupos-Usuarios/CTQ-AASP01-001_Cenarios-de-Teste-Homologacao.docx
@@ -21,7 +21,7 @@
           <w:color w:val="003366"/>
           <w:sz w:val="36"/>
         </w:rPr>
-        <w:t>CENARIOS DE TESTE E HOMOLOGACAO — AASP GERENCIADOR · GRUPOS DE USUARIOS</w:t>
+        <w:t>CENÁRIOS DE TESTE E HOMOLOGAÇÃO — AASP GERENCIADOR · GRUPOS DE USUÁRIOS</w:t>
       </w:r>
     </w:p>
     <w:p>
@@ -201,7 +201,7 @@
                 <w:i w:val="0"/>
                 <w:sz w:val="20"/>
               </w:rPr>
-              <w:t>Versao</w:t>
+              <w:t>Versão</w:t>
             </w:r>
           </w:p>
         </w:tc>
@@ -450,7 +450,7 @@
                 <w:i w:val="0"/>
                 <w:sz w:val="20"/>
               </w:rPr>
-              <w:t>Abraão (GP) · Cezar Hiraki (TL) (Timeware)</w:t>
+              <w:t>Abraão Oliveira (GP) · Cézar Velázquez (TL) (Timeware)</w:t>
             </w:r>
           </w:p>
         </w:tc>
@@ -506,7 +506,7 @@
                 <w:i w:val="0"/>
                 <w:sz w:val="20"/>
               </w:rPr>
-              <w:t>Renan Kiyoshi (Timeware)</w:t>
+              <w:t>Renan Kioshi (Timeware)</w:t>
             </w:r>
           </w:p>
         </w:tc>
@@ -674,7 +674,7 @@
                 <w:i w:val="0"/>
                 <w:sz w:val="20"/>
               </w:rPr>
-              <w:t>Leonardo Francisco Pereira (AASP) + Abraão (Timeware)</w:t>
+              <w:t>Leonardo Francisco Pereira (AASP) + Abraão Oliveira (Timeware)</w:t>
             </w:r>
           </w:p>
         </w:tc>
@@ -705,7 +705,7 @@
                 <w:i w:val="0"/>
                 <w:sz w:val="20"/>
               </w:rPr>
-              <w:t>Ambiente de execucao</w:t>
+              <w:t>Ambiente de execução</w:t>
             </w:r>
           </w:p>
         </w:tc>
@@ -730,7 +730,7 @@
                 <w:i w:val="0"/>
                 <w:sz w:val="20"/>
               </w:rPr>
-              <w:t>Homologacao AASP</w:t>
+              <w:t>Homologação AASP</w:t>
             </w:r>
           </w:p>
         </w:tc>
@@ -761,7 +761,7 @@
                 <w:i w:val="0"/>
                 <w:sz w:val="20"/>
               </w:rPr>
-              <w:t>Data de execucao Sprint 1</w:t>
+              <w:t>Data de execução Sprint 1</w:t>
             </w:r>
           </w:p>
         </w:tc>
@@ -821,7 +821,7 @@
           <w:i w:val="0"/>
           <w:sz w:val="22"/>
         </w:rPr>
-        <w:t>Cenarios de teste executados durante a homologacao da Sprint 1 (AG-20, AG-21, AG-22). Definidos em conjunto entre Abraão (Timeware) e Leonardo Francisco Pereira (AASP). Todos os 10 cenarios da Sprint 1 foram executados e aprovados em 06/06/2026, sem ressalvas, conforme registrado na ATA-AASP01-002.</w:t>
+        <w:t>Cenários de teste executados durante a homologação da Sprint 1 (AG-20, AG-21, AG-22). Definidos em conjunto entre Abraão Oliveira (Timeware) e Leonardo Francisco Pereira (AASP). Todos os 10 cenários da Sprint 1 foram executados e aprovados em 06/06/2026, sem ressalvas, conforme registrado na ATA-AASP01-002.</w:t>
       </w:r>
     </w:p>
     <w:p>
@@ -835,7 +835,7 @@
           <w:i w:val="0"/>
           <w:sz w:val="22"/>
         </w:rPr>
-        <w:t>A feature AG — ms.auxo.gruposusuarios e desenvolvida em .NET Framework 4.7.2, com acesso ao banco SQL Server auxo3 via Dapper. Os cenarios cobrem os endpoints implementados nos PRs #11 a #15 da Sprint 1.</w:t>
+        <w:t>A feature AG — ms.auxo.gruposusuarios e desenvolvida em .NET Framework 4.7.2, com acesso ao banco SQL Server auxo3 via Dapper. Os cenários cobrem os endpoints implementados nos PRs #11 a #15 da Sprint 1.</w:t>
       </w:r>
     </w:p>
     <w:p>
@@ -927,7 +927,7 @@
                 <w:color w:val="FFFFFF"/>
                 <w:sz w:val="20"/>
               </w:rPr>
-              <w:t>Historias cobertas</w:t>
+              <w:t>Histórias cobertas</w:t>
             </w:r>
           </w:p>
         </w:tc>
@@ -954,7 +954,7 @@
                 <w:color w:val="FFFFFF"/>
                 <w:sz w:val="20"/>
               </w:rPr>
-              <w:t>Cenarios totais</w:t>
+              <w:t>Cenários totais</w:t>
             </w:r>
           </w:p>
         </w:tc>
@@ -1008,7 +1008,7 @@
                 <w:color w:val="FFFFFF"/>
                 <w:sz w:val="20"/>
               </w:rPr>
-              <w:t>Nao OK</w:t>
+              <w:t>Não OK</w:t>
             </w:r>
           </w:p>
         </w:tc>
@@ -1035,7 +1035,7 @@
                 <w:color w:val="FFFFFF"/>
                 <w:sz w:val="20"/>
               </w:rPr>
-              <w:t>Nao testados</w:t>
+              <w:t>Não testados</w:t>
             </w:r>
           </w:p>
         </w:tc>
@@ -1671,7 +1671,7 @@
                 <w:i w:val="0"/>
                 <w:sz w:val="20"/>
               </w:rPr>
-              <w:t>Regressao geral</w:t>
+              <w:t>Regressão geral</w:t>
             </w:r>
           </w:p>
         </w:tc>
@@ -1817,7 +1817,7 @@
         </w:pBdr>
       </w:pPr>
       <w:r>
-        <w:t>3. Cenarios — Sprint 1 — AG-20 CRUD Grupos</w:t>
+        <w:t>3. Cenários — Sprint 1 — AG-20 CRUD Grupos</w:t>
       </w:r>
     </w:p>
     <w:p>
@@ -1831,7 +1831,7 @@
           <w:i w:val="0"/>
           <w:sz w:val="22"/>
         </w:rPr>
-        <w:t>5 cenarios definidos e executados para a historia AG-20, cobrindo criacao, listagem, atualizacao e exclusao logica de grupos.</w:t>
+        <w:t>5 cenários definidos e executados para a história AG-20, cobrindo criação, listagem, atualização e exclusão lógica de grupos.</w:t>
       </w:r>
     </w:p>
     <w:tbl>
@@ -1911,7 +1911,7 @@
                 <w:color w:val="FFFFFF"/>
                 <w:sz w:val="20"/>
               </w:rPr>
-              <w:t>Cenario</w:t>
+              <w:t>Cenário</w:t>
             </w:r>
           </w:p>
         </w:tc>
@@ -1965,7 +1965,7 @@
                 <w:color w:val="FFFFFF"/>
                 <w:sz w:val="20"/>
               </w:rPr>
-              <w:t>Pre-condicao</w:t>
+              <w:t>Pre-condição</w:t>
             </w:r>
           </w:p>
         </w:tc>
@@ -2073,7 +2073,7 @@
                 <w:color w:val="FFFFFF"/>
                 <w:sz w:val="20"/>
               </w:rPr>
-              <w:t>Observacao</w:t>
+              <w:t>Observação</w:t>
             </w:r>
           </w:p>
         </w:tc>
@@ -2130,7 +2130,7 @@
                 <w:i w:val="0"/>
                 <w:sz w:val="20"/>
               </w:rPr>
-              <w:t>Criar grupo com dados validos — happy path</w:t>
+              <w:t>Criar grupo com dados válidos — happy path</w:t>
             </w:r>
           </w:p>
         </w:tc>
@@ -2208,7 +2208,7 @@
                 <w:i w:val="0"/>
                 <w:sz w:val="20"/>
               </w:rPr>
-              <w:t>Enviar POST /grupos com body {"nome":"Gestores","descricao":"Grupo de gestores"} e JWT valido no header</w:t>
+              <w:t>Enviar POST /grupos com body {"nome":"Gestores","descrição":"Grupo de gestores"} e JWT válido no header</w:t>
             </w:r>
           </w:p>
         </w:tc>
@@ -2234,7 +2234,7 @@
                 <w:i w:val="0"/>
                 <w:sz w:val="20"/>
               </w:rPr>
-              <w:t>HTTP 201; body com id gerado, nome="Gestores", descricao preenchida, ativo=true, DataCriacao preenchida</w:t>
+              <w:t>HTTP 201; body com id gerado, nome="Gestores", descrição preenchida, ativo=true, DataCriacao preenchida</w:t>
             </w:r>
           </w:p>
         </w:tc>
@@ -2286,7 +2286,7 @@
                 <w:i w:val="0"/>
                 <w:sz w:val="20"/>
               </w:rPr>
-              <w:t>3 testes unitarios cobrindo este cenario no GrupoService</w:t>
+              <w:t>3 testes unitários cobrindo este cenário no GrupoService</w:t>
             </w:r>
           </w:p>
         </w:tc>
@@ -2416,7 +2416,7 @@
                 <w:i w:val="0"/>
                 <w:sz w:val="20"/>
               </w:rPr>
-              <w:t>Enviar GET /grupos com JWT valido</w:t>
+              <w:t>Enviar GET /grupos com JWT válido</w:t>
             </w:r>
           </w:p>
         </w:tc>
@@ -2441,7 +2441,7 @@
                 <w:i w:val="0"/>
                 <w:sz w:val="20"/>
               </w:rPr>
-              <w:t>HTTP 200; array com 3 objetos contendo id, nome, descricao, ativo=true para cada grupo</w:t>
+              <w:t>HTTP 200; array com 3 objetos contendo id, nome, descrição, ativo=true para cada grupo</w:t>
             </w:r>
           </w:p>
         </w:tc>
@@ -2539,7 +2539,7 @@
                 <w:i w:val="0"/>
                 <w:sz w:val="20"/>
               </w:rPr>
-              <w:t>Atualizar nome e descricao de grupo — happy path</w:t>
+              <w:t>Atualizar nome e descrição de grupo — happy path</w:t>
             </w:r>
           </w:p>
         </w:tc>
@@ -2617,7 +2617,7 @@
                 <w:i w:val="0"/>
                 <w:sz w:val="20"/>
               </w:rPr>
-              <w:t>Enviar PUT /grupos/5 com body {"nome":"Gestores Senior","descricao":"Atualizado"} e JWT valido</w:t>
+              <w:t>Enviar PUT /grupos/5 com body {"nome":"Gestores Senior","descrição":"Atualizado"} e JWT válido</w:t>
             </w:r>
           </w:p>
         </w:tc>
@@ -2643,7 +2643,7 @@
                 <w:i w:val="0"/>
                 <w:sz w:val="20"/>
               </w:rPr>
-              <w:t>HTTP 200; grupo retornado com nome="Gestores Senior", descricao="Atualizado" e DataAtualizacao preenchida com o timestamp atual</w:t>
+              <w:t>HTTP 200; grupo retornado com nome="Gestores Senior", descrição="Atualizado" e DataAtualizacao preenchida com o timestamp atual</w:t>
             </w:r>
           </w:p>
         </w:tc>
@@ -2741,7 +2741,7 @@
                 <w:i w:val="0"/>
                 <w:sz w:val="20"/>
               </w:rPr>
-              <w:t>Exclusao logica (soft delete) de grupo sem usuarios — happy path</w:t>
+              <w:t>Exclusao lógica (soft delete) de grupo sem usuários — happy path</w:t>
             </w:r>
           </w:p>
         </w:tc>
@@ -2791,7 +2791,7 @@
                 <w:i w:val="0"/>
                 <w:sz w:val="20"/>
               </w:rPr>
-              <w:t>Grupo com id=7 existe, Ativo=true e nao possui usuarios vinculados ativos</w:t>
+              <w:t>Grupo com id=7 existe, Ativo=true e não possui usuários vinculados ativos</w:t>
             </w:r>
           </w:p>
         </w:tc>
@@ -2816,7 +2816,7 @@
                 <w:i w:val="0"/>
                 <w:sz w:val="20"/>
               </w:rPr>
-              <w:t>Enviar DELETE /grupos/7 com JWT valido</w:t>
+              <w:t>Enviar DELETE /grupos/7 com JWT válido</w:t>
             </w:r>
           </w:p>
         </w:tc>
@@ -2841,7 +2841,7 @@
                 <w:i w:val="0"/>
                 <w:sz w:val="20"/>
               </w:rPr>
-              <w:t>HTTP 204; campo Ativo=false no banco (registro permanece); grupo com id=7 nao aparece em GET /grupos (que filtra WHERE Ativo=1)</w:t>
+              <w:t>HTTP 204; campo Ativo=false no banco (registro permanece); grupo com id=7 não aparece em GET /grupos (que filtra WHERE Ativo=1)</w:t>
             </w:r>
           </w:p>
         </w:tc>
@@ -2948,7 +2948,7 @@
                 <w:i w:val="0"/>
                 <w:sz w:val="20"/>
               </w:rPr>
-              <w:t>Tentar criar grupo com nome ja existente — sad path</w:t>
+              <w:t>Tentar criar grupo com nome já existente — sad path</w:t>
             </w:r>
           </w:p>
         </w:tc>
@@ -3000,7 +3000,7 @@
                 <w:i w:val="0"/>
                 <w:sz w:val="20"/>
               </w:rPr>
-              <w:t>Grupo com nome "Administradores" ja existe no banco com Ativo=true</w:t>
+              <w:t>Grupo com nome "Administradores" já existe no banco com Ativo=true</w:t>
             </w:r>
           </w:p>
         </w:tc>
@@ -3026,7 +3026,7 @@
                 <w:i w:val="0"/>
                 <w:sz w:val="20"/>
               </w:rPr>
-              <w:t>Enviar POST /grupos com body {"nome":"Administradores","descricao":"Qualquer"}</w:t>
+              <w:t>Enviar POST /grupos com body {"nome":"Administradores","descrição":"Qualquer"}</w:t>
             </w:r>
           </w:p>
         </w:tc>
@@ -3052,7 +3052,7 @@
                 <w:i w:val="0"/>
                 <w:sz w:val="20"/>
               </w:rPr>
-              <w:t>HTTP 409 Conflict; body com mensagem "Nome de grupo ja existe"</w:t>
+              <w:t>HTTP 409 Conflict; body com mensagem "Nome de grupo já existe"</w:t>
             </w:r>
           </w:p>
         </w:tc>
@@ -3104,7 +3104,7 @@
                 <w:i w:val="0"/>
                 <w:sz w:val="20"/>
               </w:rPr>
-              <w:t>Validacao de unicidade implementada apos achado RV-001-01 — antes do fix retornava excecao do banco</w:t>
+              <w:t>Validação de unicidade implementada após achado RV-001-01 — antes do fix retornava exceção do banco</w:t>
             </w:r>
           </w:p>
         </w:tc>
@@ -3125,7 +3125,7 @@
         </w:pBdr>
       </w:pPr>
       <w:r>
-        <w:t>4. Cenarios — Sprint 1 — AG-21 Permissoes por Grupo</w:t>
+        <w:t>4. Cenários — Sprint 1 — AG-21 Permissões por Grupo</w:t>
       </w:r>
     </w:p>
     <w:p>
@@ -3139,7 +3139,7 @@
           <w:i w:val="0"/>
           <w:sz w:val="22"/>
         </w:rPr>
-        <w:t>2 cenarios definidos e executados para a historia AG-21, cobrindo associacao de permissoes validas e rejeicao de permissoes invalidas.</w:t>
+        <w:t>2 cenários definidos e executados para a história AG-21, cobrindo associação de permissões validas e rejeição de permissões invalidas.</w:t>
       </w:r>
     </w:p>
     <w:tbl>
@@ -3219,7 +3219,7 @@
                 <w:color w:val="FFFFFF"/>
                 <w:sz w:val="20"/>
               </w:rPr>
-              <w:t>Cenario</w:t>
+              <w:t>Cenário</w:t>
             </w:r>
           </w:p>
         </w:tc>
@@ -3273,7 +3273,7 @@
                 <w:color w:val="FFFFFF"/>
                 <w:sz w:val="20"/>
               </w:rPr>
-              <w:t>Pre-condicao</w:t>
+              <w:t>Pre-condição</w:t>
             </w:r>
           </w:p>
         </w:tc>
@@ -3381,7 +3381,7 @@
                 <w:color w:val="FFFFFF"/>
                 <w:sz w:val="20"/>
               </w:rPr>
-              <w:t>Observacao</w:t>
+              <w:t>Observação</w:t>
             </w:r>
           </w:p>
         </w:tc>
@@ -3438,7 +3438,7 @@
                 <w:i w:val="0"/>
                 <w:sz w:val="20"/>
               </w:rPr>
-              <w:t>Associar permissoes validas a grupo — happy path</w:t>
+              <w:t>Associar permissões validas a grupo — happy path</w:t>
             </w:r>
           </w:p>
         </w:tc>
@@ -3516,7 +3516,7 @@
                 <w:i w:val="0"/>
                 <w:sz w:val="20"/>
               </w:rPr>
-              <w:t>Enviar PUT /grupos/3/permissoes com body {"permissoes":["Leitura","Escrita"]} e JWT valido</w:t>
+              <w:t>Enviar PUT /grupos/3/permissoes com body {"permissões":["Leitura","Escrita"]} e JWT válido</w:t>
             </w:r>
           </w:p>
         </w:tc>
@@ -3542,7 +3542,7 @@
                 <w:i w:val="0"/>
                 <w:sz w:val="20"/>
               </w:rPr>
-              <w:t>HTTP 200; permissoes "Leitura" e "Escrita" registradas em PermissoesGrupo; GET /grupos/3 retorna as permissoes atualizadas</w:t>
+              <w:t>HTTP 200; permissões "Leitura" e "Escrita" registradas em PermissoesGrupo; GET /grupos/3 retorna as permissões atualizadas</w:t>
             </w:r>
           </w:p>
         </w:tc>
@@ -3594,7 +3594,7 @@
                 <w:i w:val="0"/>
                 <w:sz w:val="20"/>
               </w:rPr>
-              <w:t>Validacao de enum adicionada no controller apos RV-002-01; antes do fix, invalidos lancavam excecao SQL</w:t>
+              <w:t>Validação de enum adicionada no controller após RV-002-01; antes do fix, inválidos lançavam exceção SQL</w:t>
             </w:r>
           </w:p>
         </w:tc>
@@ -3649,7 +3649,7 @@
                 <w:i w:val="0"/>
                 <w:sz w:val="20"/>
               </w:rPr>
-              <w:t>Tentar associar permissao invalida — sad path</w:t>
+              <w:t>Tentar associar permissão inválida — sad path</w:t>
             </w:r>
           </w:p>
         </w:tc>
@@ -3724,7 +3724,7 @@
                 <w:i w:val="0"/>
                 <w:sz w:val="20"/>
               </w:rPr>
-              <w:t>Enviar PUT /grupos/3/permissoes com body {"permissoes":["SuperAdmin"]} e JWT valido</w:t>
+              <w:t>Enviar PUT /grupos/3/permissoes com body {"permissões":["SuperAdmin"]} e JWT válido</w:t>
             </w:r>
           </w:p>
         </w:tc>
@@ -3749,7 +3749,7 @@
                 <w:i w:val="0"/>
                 <w:sz w:val="20"/>
               </w:rPr>
-              <w:t>HTTP 400 Bad Request; mensagem indicando que o valor "SuperAdmin" e invalido e listando os valores aceitos: Leitura, Escrita, Exclusao, Administracao, Relatorio</w:t>
+              <w:t>HTTP 400 Bad Request; mensagem indicando que o valor "SuperAdmin" e inválido e listando os valores aceitos: Leitura, Escrita, Exclusao, Administracao, Relatorio</w:t>
             </w:r>
           </w:p>
         </w:tc>
@@ -3799,7 +3799,7 @@
                 <w:i w:val="0"/>
                 <w:sz w:val="20"/>
               </w:rPr>
-              <w:t>Enum validado no controller antes de chamar o service; mensagem amigavel retornada</w:t>
+              <w:t>Enum validado no controller antes de chamar o service; mensagem amigável retornada</w:t>
             </w:r>
           </w:p>
         </w:tc>
@@ -3820,7 +3820,7 @@
         </w:pBdr>
       </w:pPr>
       <w:r>
-        <w:t>5. Cenarios — Sprint 1 — AG-22 Vinculo Usuario-Grupo</w:t>
+        <w:t>5. Cenários — Sprint 1 — AG-22 Vínculo Usuário-Grupo</w:t>
       </w:r>
     </w:p>
     <w:p>
@@ -3834,7 +3834,7 @@
           <w:i w:val="0"/>
           <w:sz w:val="22"/>
         </w:rPr>
-        <w:t>3 cenarios definidos e executados para a historia AG-22, cobrindo vinculo, desvinculo e tentativa com usuario inexistente.</w:t>
+        <w:t>3 cenários definidos e executados para a história AG-22, cobrindo vínculo, desvínculo e tentativa com usuário inexistente.</w:t>
       </w:r>
     </w:p>
     <w:tbl>
@@ -3914,7 +3914,7 @@
                 <w:color w:val="FFFFFF"/>
                 <w:sz w:val="20"/>
               </w:rPr>
-              <w:t>Cenario</w:t>
+              <w:t>Cenário</w:t>
             </w:r>
           </w:p>
         </w:tc>
@@ -3968,7 +3968,7 @@
                 <w:color w:val="FFFFFF"/>
                 <w:sz w:val="20"/>
               </w:rPr>
-              <w:t>Pre-condicao</w:t>
+              <w:t>Pre-condição</w:t>
             </w:r>
           </w:p>
         </w:tc>
@@ -4076,7 +4076,7 @@
                 <w:color w:val="FFFFFF"/>
                 <w:sz w:val="20"/>
               </w:rPr>
-              <w:t>Observacao</w:t>
+              <w:t>Observação</w:t>
             </w:r>
           </w:p>
         </w:tc>
@@ -4133,7 +4133,7 @@
                 <w:i w:val="0"/>
                 <w:sz w:val="20"/>
               </w:rPr>
-              <w:t>Vincular usuario ativo a grupo — happy path</w:t>
+              <w:t>Vincular usuário ativo a grupo — happy path</w:t>
             </w:r>
           </w:p>
         </w:tc>
@@ -4185,7 +4185,7 @@
                 <w:i w:val="0"/>
                 <w:sz w:val="20"/>
               </w:rPr>
-              <w:t>Usuario id=42 existe e possui Ativo=true; Grupo id=3 existe e ativo; vinculo entre eles nao existe</w:t>
+              <w:t>Usuário id=42 existe e possui Ativo=true; Grupo id=3 existe e ativo; vínculo entre eles não existe</w:t>
             </w:r>
           </w:p>
         </w:tc>
@@ -4211,7 +4211,7 @@
                 <w:i w:val="0"/>
                 <w:sz w:val="20"/>
               </w:rPr>
-              <w:t>Enviar POST /grupos/3/usuarios com body {"usuarioId":42} e JWT valido</w:t>
+              <w:t>Enviar POST /grupos/3/usuarios com body {"usuarioId":42} e JWT válido</w:t>
             </w:r>
           </w:p>
         </w:tc>
@@ -4289,7 +4289,7 @@
                 <w:i w:val="0"/>
                 <w:sz w:val="20"/>
               </w:rPr>
-              <w:t>Validacao de usuario ativo adicionada apos RV-003-01 — antes do fix, usuarios inativos podiam ser vinculados</w:t>
+              <w:t>Validação de usuário ativo adicionada após RV-003-01 — antes do fix, usuários inativos podiam ser vinculados</w:t>
             </w:r>
           </w:p>
         </w:tc>
@@ -4344,7 +4344,7 @@
                 <w:i w:val="0"/>
                 <w:sz w:val="20"/>
               </w:rPr>
-              <w:t>Desvincular usuario de grupo — happy path</w:t>
+              <w:t>Desvincular usuário de grupo — happy path</w:t>
             </w:r>
           </w:p>
         </w:tc>
@@ -4394,7 +4394,7 @@
                 <w:i w:val="0"/>
                 <w:sz w:val="20"/>
               </w:rPr>
-              <w:t>Usuario id=42 esta vinculado ao Grupo id=3 com Ativo=true em UsuariosGrupo</w:t>
+              <w:t>Usuário id=42 esta vinculado ao Grupo id=3 com Ativo=true em UsuariosGrupo</w:t>
             </w:r>
           </w:p>
         </w:tc>
@@ -4419,7 +4419,7 @@
                 <w:i w:val="0"/>
                 <w:sz w:val="20"/>
               </w:rPr>
-              <w:t>Enviar DELETE /grupos/3/usuarios/42 com JWT valido</w:t>
+              <w:t>Enviar DELETE /grupos/3/usuarios/42 com JWT válido</w:t>
             </w:r>
           </w:p>
         </w:tc>
@@ -4444,7 +4444,7 @@
                 <w:i w:val="0"/>
                 <w:sz w:val="20"/>
               </w:rPr>
-              <w:t>HTTP 204; campo Ativo=false no registro de UsuariosGrupo (soft delete do vinculo); usuario id=42 nao aparece em GET /grupos/3/usuarios</w:t>
+              <w:t>HTTP 204; campo Ativo=false no registro de UsuariosGrupo (soft delete do vínculo); usuário id=42 não aparece em GET /grupos/3/usuarios</w:t>
             </w:r>
           </w:p>
         </w:tc>
@@ -4494,7 +4494,7 @@
                 <w:i w:val="0"/>
                 <w:sz w:val="20"/>
               </w:rPr>
-              <w:t>Soft delete do vinculo — historico preservado em UsuariosGrupo</w:t>
+              <w:t>Soft delete do vínculo — histórico preservado em UsuariosGrupo</w:t>
             </w:r>
           </w:p>
         </w:tc>
@@ -4551,7 +4551,7 @@
                 <w:i w:val="0"/>
                 <w:sz w:val="20"/>
               </w:rPr>
-              <w:t>Tentar vincular usuario inexistente — sad path</w:t>
+              <w:t>Tentar vincular usuário inexistente — sad path</w:t>
             </w:r>
           </w:p>
         </w:tc>
@@ -4603,7 +4603,7 @@
                 <w:i w:val="0"/>
                 <w:sz w:val="20"/>
               </w:rPr>
-              <w:t>Grupo id=3 existe e ativo; usuario id=999 nao existe no banco</w:t>
+              <w:t>Grupo id=3 existe e ativo; usuário id=999 não existe no banco</w:t>
             </w:r>
           </w:p>
         </w:tc>
@@ -4629,7 +4629,7 @@
                 <w:i w:val="0"/>
                 <w:sz w:val="20"/>
               </w:rPr>
-              <w:t>Enviar POST /grupos/3/usuarios com body {"usuarioId":999} e JWT valido</w:t>
+              <w:t>Enviar POST /grupos/3/usuarios com body {"usuarioId":999} e JWT válido</w:t>
             </w:r>
           </w:p>
         </w:tc>
@@ -4655,7 +4655,7 @@
                 <w:i w:val="0"/>
                 <w:sz w:val="20"/>
               </w:rPr>
-              <w:t>HTTP 404; body com mensagem "Usuario nao encontrado"</w:t>
+              <w:t>HTTP 404; body com mensagem "Usuário não encontrado"</w:t>
             </w:r>
           </w:p>
         </w:tc>
@@ -4707,7 +4707,7 @@
                 <w:i w:val="0"/>
                 <w:sz w:val="20"/>
               </w:rPr>
-              <w:t>FK validada via consulta Dapper antes do INSERT; evita excecao de FK violation no banco</w:t>
+              <w:t>FK validada via consulta Dapper antes do INSERT; evita exceção de FK violation no banco</w:t>
             </w:r>
           </w:p>
         </w:tc>
@@ -4728,7 +4728,7 @@
         </w:pBdr>
       </w:pPr>
       <w:r>
-        <w:t>6. Cenarios planejados — Sprint 2 (a executar)</w:t>
+        <w:t>6. Cenários planejados — Sprint 2 (a executar)</w:t>
       </w:r>
     </w:p>
     <w:p>
@@ -4742,7 +4742,7 @@
           <w:i w:val="0"/>
           <w:sz w:val="22"/>
         </w:rPr>
-        <w:t>Cenarios previstos para a Sprint 2, cobrindo as historias AG-23 (Auditoria) e AG-24 (Integracao com ms.temis.vinculos).</w:t>
+        <w:t>Cenários previstos para a Sprint 2, cobrindo as histórias AG-23 (Auditoria) e AG-24 (Integração com ms.temis.vinculos).</w:t>
       </w:r>
     </w:p>
     <w:tbl>
@@ -4819,7 +4819,7 @@
                 <w:color w:val="FFFFFF"/>
                 <w:sz w:val="20"/>
               </w:rPr>
-              <w:t>Historia</w:t>
+              <w:t>História</w:t>
             </w:r>
           </w:p>
         </w:tc>
@@ -4846,7 +4846,7 @@
                 <w:color w:val="FFFFFF"/>
                 <w:sz w:val="20"/>
               </w:rPr>
-              <w:t>Cenario</w:t>
+              <w:t>Cenário</w:t>
             </w:r>
           </w:p>
         </w:tc>
@@ -4983,7 +4983,7 @@
                 <w:i w:val="0"/>
                 <w:sz w:val="20"/>
               </w:rPr>
-              <w:t>Registrar log ao criar grupo — toda operacao INSERT/UPDATE/DELETE em Grupos deve gerar registro em AuditoriaGrupos com campos: GrupoId, UsuarioOperadorId, Acao, DataHora e Detalhe preenchidos corretamente</w:t>
+              <w:t>Registrar log ao criar grupo — toda operação INSERT/UPDATE/DELETE em Grupos deve gerar registro em AuditoriaGrupos com campos: GrupoId, UsuarioOperadorId, Acao, DataHora e Detalhe preenchidos corretamente</w:t>
             </w:r>
           </w:p>
         </w:tc>
@@ -5115,7 +5115,7 @@
                 <w:i w:val="0"/>
                 <w:sz w:val="20"/>
               </w:rPr>
-              <w:t>Verificar que registros de auditoria nao podem ser deletados ou alterados — a tabela AuditoriaGrupos deve ser append-only; tentativas de DELETE ou UPDATE devem ser bloqueadas</w:t>
+              <w:t>Verificar que registros de auditoria não podem ser deletados ou alterados — a tabela AuditoriaGrupos deve ser append-only; tentativas de DELETE ou UPDATE devem ser bloqueadas</w:t>
             </w:r>
           </w:p>
         </w:tc>
@@ -5140,7 +5140,7 @@
                 <w:i w:val="0"/>
                 <w:sz w:val="20"/>
               </w:rPr>
-              <w:t>Seguranca</w:t>
+              <w:t>Segurança</w:t>
             </w:r>
           </w:p>
         </w:tc>
@@ -5248,7 +5248,7 @@
                 <w:i w:val="0"/>
                 <w:sz w:val="20"/>
               </w:rPr>
-              <w:t>Vincular usuario a grupo dispara sincronizacao com ms.temis.vinculos — um HTTP POST /vinculos bem-sucedido deve ser realizado no ms.temis.vinculos apos cada vinculo de usuario criado com sucesso</w:t>
+              <w:t>Vincular usuário a grupo dispara sincronização com ms.temis.vinculos — um HTTP POST /vinculos bem-sucedido deve ser realizado no ms.temis.vinculos após cada vínculo de usuário criado com sucesso</w:t>
             </w:r>
           </w:p>
         </w:tc>
@@ -5274,7 +5274,7 @@
                 <w:i w:val="0"/>
                 <w:sz w:val="20"/>
               </w:rPr>
-              <w:t>Integracao</w:t>
+              <w:t>Integração</w:t>
             </w:r>
           </w:p>
         </w:tc>
@@ -5321,7 +5321,7 @@
         </w:pBdr>
       </w:pPr>
       <w:r>
-        <w:t>7. Cenarios planejados — Sprint 3 (a executar)</w:t>
+        <w:t>7. Cenários planejados — Sprint 3 (a executar)</w:t>
       </w:r>
     </w:p>
     <w:p>
@@ -5335,7 +5335,7 @@
           <w:i w:val="0"/>
           <w:sz w:val="22"/>
         </w:rPr>
-        <w:t>Cenarios previstos para a Sprint 3, cobrindo a historia AG-25 (Relatorio consolidado).</w:t>
+        <w:t>Cenários previstos para a Sprint 3, cobrindo a história AG-25 (Relatório consolidado).</w:t>
       </w:r>
     </w:p>
     <w:tbl>
@@ -5412,7 +5412,7 @@
                 <w:color w:val="FFFFFF"/>
                 <w:sz w:val="20"/>
               </w:rPr>
-              <w:t>Historia</w:t>
+              <w:t>História</w:t>
             </w:r>
           </w:p>
         </w:tc>
@@ -5439,7 +5439,7 @@
                 <w:color w:val="FFFFFF"/>
                 <w:sz w:val="20"/>
               </w:rPr>
-              <w:t>Cenario</w:t>
+              <w:t>Cenário</w:t>
             </w:r>
           </w:p>
         </w:tc>
@@ -5576,7 +5576,7 @@
                 <w:i w:val="0"/>
                 <w:sz w:val="20"/>
               </w:rPr>
-              <w:t>Listar grupos com usuarios e permissoes via GET /grupos/relatorio — endpoint retorna estrutura consolidada com todos os grupos ativos, seus membros (UsuariosGrupo) e permissoes (PermissoesGrupo) em uma unica resposta</w:t>
+              <w:t>Listar grupos com usuários e permissões via GET /grupos/relatorio — endpoint retorna estrutura consolidada com todos os grupos ativos, seus membros (UsuariosGrupo) e permissões (PermissoesGrupo) em uma única resposta</w:t>
             </w:r>
           </w:p>
         </w:tc>
@@ -5708,7 +5708,7 @@
                 <w:i w:val="0"/>
                 <w:sz w:val="20"/>
               </w:rPr>
-              <w:t>Exportar relatorio em CSV — parametro de query string "?formato=csv" faz com que o endpoint retorne o relatorio como arquivo para download no formato CSV com Content-Disposition adequado</w:t>
+              <w:t>Exportar relatório em CSV — parâmetro de query string "?formato=csv" faz com que o endpoint retorne o relatório como arquivo para download no formato CSV com Content-Disposition adequado</w:t>
             </w:r>
           </w:p>
         </w:tc>
@@ -5779,7 +5779,7 @@
         </w:pBdr>
       </w:pPr>
       <w:r>
-        <w:t>Historico de revisoes</w:t>
+        <w:t>Histórico de revisões</w:t>
       </w:r>
     </w:p>
     <w:tbl>
@@ -5827,7 +5827,7 @@
                 <w:i w:val="0"/>
                 <w:sz w:val="20"/>
               </w:rPr>
-              <w:t>Versao</w:t>
+              <w:t>Versão</w:t>
             </w:r>
           </w:p>
         </w:tc>
@@ -5905,7 +5905,7 @@
                 <w:i w:val="0"/>
                 <w:sz w:val="20"/>
               </w:rPr>
-              <w:t>Descricao</w:t>
+              <w:t>Descrição</w:t>
             </w:r>
           </w:p>
         </w:tc>
@@ -5986,7 +5986,7 @@
                 <w:i w:val="0"/>
                 <w:sz w:val="20"/>
               </w:rPr>
-              <w:t>Abraão</w:t>
+              <w:t>Abraão Oliveira</w:t>
             </w:r>
           </w:p>
         </w:tc>
@@ -6011,7 +6011,7 @@
                 <w:i w:val="0"/>
                 <w:sz w:val="20"/>
               </w:rPr>
-              <w:t>Criacao do documento; cenarios da Sprint 1 definidos em conjunto com Leonardo Francisco Pereira (AASP)</w:t>
+              <w:t>Criação do documento; cenários da Sprint 1 definidos em conjunto com Leonardo Francisco Pereira (AASP)</w:t>
             </w:r>
           </w:p>
         </w:tc>
@@ -6092,7 +6092,7 @@
                 <w:i w:val="0"/>
                 <w:sz w:val="20"/>
               </w:rPr>
-              <w:t>Abraão</w:t>
+              <w:t>Abraão Oliveira</w:t>
             </w:r>
           </w:p>
         </w:tc>
@@ -6117,7 +6117,7 @@
                 <w:i w:val="0"/>
                 <w:sz w:val="20"/>
               </w:rPr>
-              <w:t>Resultado da execucao Sprint 1 registrado (100% aprovado em 06/06/2026); cenarios das Sprints 2 e 3 planejados</w:t>
+              <w:t>Resultado da execução Sprint 1 registrado (100% aprovado em 06/06/2026); cenários das Sprints 2 e 3 planejados</w:t>
             </w:r>
           </w:p>
         </w:tc>

--- a/mps-nivel-c/oficial/04_registros/AASP_Gerenciador/AASP01_Grupos-Usuarios/CTQ-AASP01-001_Cenarios-de-Teste-Homologacao.docx
+++ b/mps-nivel-c/oficial/04_registros/AASP_Gerenciador/AASP01_Grupos-Usuarios/CTQ-AASP01-001_Cenarios-de-Teste-Homologacao.docx
@@ -21,7 +21,7 @@
           <w:color w:val="003366"/>
           <w:sz w:val="36"/>
         </w:rPr>
-        <w:t>CENARIOS DE TESTE E HOMOLOGACAO — AASP GERENCIADOR · GRUPOS DE USUARIOS</w:t>
+        <w:t>CENÁRIOS DE TESTE E HOMOLOGAÇÃO — AASP GERENCIADOR · GRUPOS DE USUÁRIOS</w:t>
       </w:r>
     </w:p>
     <w:p>
@@ -34,7 +34,7 @@
           <w:color w:val="555555"/>
           <w:sz w:val="20"/>
         </w:rPr>
-        <w:t>CTQ-AASP01-001   ·   Versão 1.1   ·   06/06/2026   ·   Timeware Brasil</w:t>
+        <w:t>CTQ-AASP01-001   ·   Versão 1.2   ·   06/06/2026   ·   Timeware Brasil</w:t>
       </w:r>
     </w:p>
     <w:p>
@@ -201,7 +201,7 @@
                 <w:i w:val="0"/>
                 <w:sz w:val="20"/>
               </w:rPr>
-              <w:t>Versao</w:t>
+              <w:t>Versão</w:t>
             </w:r>
           </w:p>
         </w:tc>
@@ -226,7 +226,7 @@
                 <w:i w:val="0"/>
                 <w:sz w:val="20"/>
               </w:rPr>
-              <w:t>1.1</w:t>
+              <w:t>1.2</w:t>
             </w:r>
           </w:p>
         </w:tc>
@@ -705,7 +705,7 @@
                 <w:i w:val="0"/>
                 <w:sz w:val="20"/>
               </w:rPr>
-              <w:t>Ambiente de execucao</w:t>
+              <w:t>Ambiente de execução</w:t>
             </w:r>
           </w:p>
         </w:tc>
@@ -730,7 +730,7 @@
                 <w:i w:val="0"/>
                 <w:sz w:val="20"/>
               </w:rPr>
-              <w:t>Homologacao AASP</w:t>
+              <w:t>Homologação AASP</w:t>
             </w:r>
           </w:p>
         </w:tc>
@@ -761,7 +761,7 @@
                 <w:i w:val="0"/>
                 <w:sz w:val="20"/>
               </w:rPr>
-              <w:t>Data de execucao Sprint 1</w:t>
+              <w:t>Data de execução Sprint 1</w:t>
             </w:r>
           </w:p>
         </w:tc>
@@ -821,7 +821,7 @@
           <w:i w:val="0"/>
           <w:sz w:val="22"/>
         </w:rPr>
-        <w:t>Cenarios de teste executados durante a homologacao da Sprint 1 (AG-20, AG-21, AG-22). Definidos em conjunto entre Abraão (Timeware) e Leonardo Francisco Pereira (AASP). Todos os 10 cenarios da Sprint 1 foram executados e aprovados em 06/06/2026, sem ressalvas, conforme registrado na ATA-AASP01-002.</w:t>
+        <w:t>Cenários de teste executados durante a homologação da Sprint 1 (AG-20, AG-21, AG-22). Definidos em conjunto entre Abraão (Timeware) e Leonardo Francisco Pereira (AASP). Todos os 10 cenários da Sprint 1 foram executados e aprovados em 06/06/2026, sem ressalvas, conforme registrado na ATA-AASP01-002.</w:t>
       </w:r>
     </w:p>
     <w:p>
@@ -835,7 +835,64 @@
           <w:i w:val="0"/>
           <w:sz w:val="22"/>
         </w:rPr>
-        <w:t>A feature AG — ms.auxo.gruposusuarios e desenvolvida em .NET Framework 4.7.2, com acesso ao banco SQL Server auxo3 via Dapper. Os cenarios cobrem os endpoints implementados nos PRs #11 a #15 da Sprint 1.</w:t>
+        <w:t xml:space="preserve">A feature AG — ms.auxo.gruposusuarios e desenvolvida em .NET Framework 4.7.2, com acesso ao banco SQL Server auxo3 via Dapper. Os endpoints são expostos pelo controller </w:t>
+      </w:r>
+      <w:r>
+        <w:rPr>
+          <w:rFonts w:ascii="Courier New" w:hAnsi="Courier New"/>
+          <w:b w:val="0"/>
+          <w:i w:val="0"/>
+          <w:color w:val="333333"/>
+          <w:sz w:val="20"/>
+        </w:rPr>
+        <w:t>GerenciarGruposController</w:t>
+      </w:r>
+      <w:r>
+        <w:rPr>
+          <w:rFonts w:ascii="Calibri" w:hAnsi="Calibri"/>
+          <w:b w:val="0"/>
+          <w:i w:val="0"/>
+          <w:sz w:val="22"/>
+        </w:rPr>
+        <w:t xml:space="preserve"> (rota base </w:t>
+      </w:r>
+      <w:r>
+        <w:rPr>
+          <w:rFonts w:ascii="Courier New" w:hAnsi="Courier New"/>
+          <w:b w:val="0"/>
+          <w:i w:val="0"/>
+          <w:color w:val="333333"/>
+          <w:sz w:val="20"/>
+        </w:rPr>
+        <w:t>api/gerenciar/grupos</w:t>
+      </w:r>
+      <w:r>
+        <w:rPr>
+          <w:rFonts w:ascii="Calibri" w:hAnsi="Calibri"/>
+          <w:b w:val="0"/>
+          <w:i w:val="0"/>
+          <w:sz w:val="22"/>
+        </w:rPr>
+        <w:t xml:space="preserve">), com verbos GET/POST e resposta num envelope padrão </w:t>
+      </w:r>
+      <w:r>
+        <w:rPr>
+          <w:rFonts w:ascii="Courier New" w:hAnsi="Courier New"/>
+          <w:b w:val="0"/>
+          <w:i w:val="0"/>
+          <w:color w:val="333333"/>
+          <w:sz w:val="20"/>
+        </w:rPr>
+        <w:t>{ Sucesso, MensagemPublica, RetornaDados }</w:t>
+      </w:r>
+      <w:r>
+        <w:rPr>
+          <w:rFonts w:ascii="Calibri" w:hAnsi="Calibri"/>
+          <w:b w:val="0"/>
+          <w:i w:val="0"/>
+          <w:sz w:val="22"/>
+        </w:rPr>
+        <w:t xml:space="preserve"> com HTTP 200 (sucesso) ou 400 (erro/validação). Os cenários cobrem os endpoints implementados nos MRs !1 a !5 da Sprint 1.</w:t>
       </w:r>
     </w:p>
     <w:p>
@@ -954,7 +1011,7 @@
                 <w:color w:val="FFFFFF"/>
                 <w:sz w:val="20"/>
               </w:rPr>
-              <w:t>Cenarios totais</w:t>
+              <w:t>Cenários totais</w:t>
             </w:r>
           </w:p>
         </w:tc>
@@ -1008,7 +1065,7 @@
                 <w:color w:val="FFFFFF"/>
                 <w:sz w:val="20"/>
               </w:rPr>
-              <w:t>Nao OK</w:t>
+              <w:t>Não OK</w:t>
             </w:r>
           </w:p>
         </w:tc>
@@ -1035,7 +1092,7 @@
                 <w:color w:val="FFFFFF"/>
                 <w:sz w:val="20"/>
               </w:rPr>
-              <w:t>Nao testados</w:t>
+              <w:t>Não testados</w:t>
             </w:r>
           </w:p>
         </w:tc>
@@ -1621,186 +1678,6 @@
           </w:p>
         </w:tc>
       </w:tr>
-      <w:tr>
-        <w:trPr>
-          <w:cantSplit w:val="1"/>
-        </w:trPr>
-        <w:tc>
-          <w:tcPr>
-            <w:tcW w:type="dxa" w:w="1272"/>
-            <w:tcMar>
-              <w:top w:w="60" w:type="dxa"/>
-              <w:bottom w:w="60" w:type="dxa"/>
-              <w:left w:w="100" w:type="dxa"/>
-              <w:right w:w="100" w:type="dxa"/>
-            </w:tcMar>
-          </w:tcPr>
-          <w:p>
-            <w:pPr>
-              <w:spacing w:before="40" w:after="40"/>
-            </w:pPr>
-            <w:r>
-              <w:rPr>
-                <w:rFonts w:ascii="Calibri" w:hAnsi="Calibri"/>
-                <w:b w:val="0"/>
-                <w:i w:val="0"/>
-                <w:sz w:val="20"/>
-              </w:rPr>
-              <w:t>Sprint 4</w:t>
-            </w:r>
-          </w:p>
-        </w:tc>
-        <w:tc>
-          <w:tcPr>
-            <w:tcW w:type="dxa" w:w="1272"/>
-            <w:tcMar>
-              <w:top w:w="60" w:type="dxa"/>
-              <w:bottom w:w="60" w:type="dxa"/>
-              <w:left w:w="100" w:type="dxa"/>
-              <w:right w:w="100" w:type="dxa"/>
-            </w:tcMar>
-          </w:tcPr>
-          <w:p>
-            <w:pPr>
-              <w:spacing w:before="40" w:after="40"/>
-            </w:pPr>
-            <w:r>
-              <w:rPr>
-                <w:rFonts w:ascii="Calibri" w:hAnsi="Calibri"/>
-                <w:b w:val="0"/>
-                <w:i w:val="0"/>
-                <w:sz w:val="20"/>
-              </w:rPr>
-              <w:t>Regressao geral</w:t>
-            </w:r>
-          </w:p>
-        </w:tc>
-        <w:tc>
-          <w:tcPr>
-            <w:tcW w:type="dxa" w:w="1272"/>
-            <w:tcMar>
-              <w:top w:w="60" w:type="dxa"/>
-              <w:bottom w:w="60" w:type="dxa"/>
-              <w:left w:w="100" w:type="dxa"/>
-              <w:right w:w="100" w:type="dxa"/>
-            </w:tcMar>
-          </w:tcPr>
-          <w:p>
-            <w:pPr>
-              <w:spacing w:before="40" w:after="40"/>
-            </w:pPr>
-            <w:r>
-              <w:rPr>
-                <w:rFonts w:ascii="Calibri" w:hAnsi="Calibri"/>
-                <w:b w:val="0"/>
-                <w:i w:val="0"/>
-                <w:sz w:val="20"/>
-              </w:rPr>
-              <w:t>TBD</w:t>
-            </w:r>
-          </w:p>
-        </w:tc>
-        <w:tc>
-          <w:tcPr>
-            <w:tcW w:type="dxa" w:w="1272"/>
-            <w:tcMar>
-              <w:top w:w="60" w:type="dxa"/>
-              <w:bottom w:w="60" w:type="dxa"/>
-              <w:left w:w="100" w:type="dxa"/>
-              <w:right w:w="100" w:type="dxa"/>
-            </w:tcMar>
-          </w:tcPr>
-          <w:p>
-            <w:pPr>
-              <w:spacing w:before="40" w:after="40"/>
-            </w:pPr>
-            <w:r>
-              <w:rPr>
-                <w:rFonts w:ascii="Calibri" w:hAnsi="Calibri"/>
-                <w:b w:val="0"/>
-                <w:i w:val="0"/>
-                <w:sz w:val="20"/>
-              </w:rPr>
-              <w:t>—</w:t>
-            </w:r>
-          </w:p>
-        </w:tc>
-        <w:tc>
-          <w:tcPr>
-            <w:tcW w:type="dxa" w:w="1272"/>
-            <w:tcMar>
-              <w:top w:w="60" w:type="dxa"/>
-              <w:bottom w:w="60" w:type="dxa"/>
-              <w:left w:w="100" w:type="dxa"/>
-              <w:right w:w="100" w:type="dxa"/>
-            </w:tcMar>
-          </w:tcPr>
-          <w:p>
-            <w:pPr>
-              <w:spacing w:before="40" w:after="40"/>
-            </w:pPr>
-            <w:r>
-              <w:rPr>
-                <w:rFonts w:ascii="Calibri" w:hAnsi="Calibri"/>
-                <w:b w:val="0"/>
-                <w:i w:val="0"/>
-                <w:sz w:val="20"/>
-              </w:rPr>
-              <w:t>—</w:t>
-            </w:r>
-          </w:p>
-        </w:tc>
-        <w:tc>
-          <w:tcPr>
-            <w:tcW w:type="dxa" w:w="1272"/>
-            <w:tcMar>
-              <w:top w:w="60" w:type="dxa"/>
-              <w:bottom w:w="60" w:type="dxa"/>
-              <w:left w:w="100" w:type="dxa"/>
-              <w:right w:w="100" w:type="dxa"/>
-            </w:tcMar>
-          </w:tcPr>
-          <w:p>
-            <w:pPr>
-              <w:spacing w:before="40" w:after="40"/>
-            </w:pPr>
-            <w:r>
-              <w:rPr>
-                <w:rFonts w:ascii="Calibri" w:hAnsi="Calibri"/>
-                <w:b w:val="0"/>
-                <w:i w:val="0"/>
-                <w:sz w:val="20"/>
-              </w:rPr>
-              <w:t>—</w:t>
-            </w:r>
-          </w:p>
-        </w:tc>
-        <w:tc>
-          <w:tcPr>
-            <w:tcW w:type="dxa" w:w="1272"/>
-            <w:tcMar>
-              <w:top w:w="60" w:type="dxa"/>
-              <w:bottom w:w="60" w:type="dxa"/>
-              <w:left w:w="100" w:type="dxa"/>
-              <w:right w:w="100" w:type="dxa"/>
-            </w:tcMar>
-          </w:tcPr>
-          <w:p>
-            <w:pPr>
-              <w:spacing w:before="40" w:after="40"/>
-            </w:pPr>
-            <w:r>
-              <w:rPr>
-                <w:rFonts w:ascii="Calibri" w:hAnsi="Calibri"/>
-                <w:b w:val="0"/>
-                <w:i w:val="0"/>
-                <w:sz w:val="20"/>
-              </w:rPr>
-              <w:t>Planejado</w:t>
-            </w:r>
-          </w:p>
-        </w:tc>
-      </w:tr>
     </w:tbl>
     <w:p>
       <w:pPr>
@@ -1817,7 +1694,7 @@
         </w:pBdr>
       </w:pPr>
       <w:r>
-        <w:t>3. Cenarios — Sprint 1 — AG-20 CRUD Grupos</w:t>
+        <w:t>3. Cenários — Sprint 1 — AG-20 CRUD Grupos</w:t>
       </w:r>
     </w:p>
     <w:p>
@@ -1831,7 +1708,7 @@
           <w:i w:val="0"/>
           <w:sz w:val="22"/>
         </w:rPr>
-        <w:t>5 cenarios definidos e executados para a historia AG-20, cobrindo criacao, listagem, atualizacao e exclusao logica de grupos.</w:t>
+        <w:t>7 cenários definidos e executados para a historia AG-20, cobrindo criação, listagem, consulta dos usuários do grupo, alteração, exclusão, ativação/desativação e validação de nome duplicado.</w:t>
       </w:r>
     </w:p>
     <w:tbl>
@@ -1911,7 +1788,7 @@
                 <w:color w:val="FFFFFF"/>
                 <w:sz w:val="20"/>
               </w:rPr>
-              <w:t>Cenario</w:t>
+              <w:t>Cenário</w:t>
             </w:r>
           </w:p>
         </w:tc>
@@ -1965,7 +1842,7 @@
                 <w:color w:val="FFFFFF"/>
                 <w:sz w:val="20"/>
               </w:rPr>
-              <w:t>Pre-condicao</w:t>
+              <w:t>Pre-condição</w:t>
             </w:r>
           </w:p>
         </w:tc>
@@ -2073,7 +1950,7 @@
                 <w:color w:val="FFFFFF"/>
                 <w:sz w:val="20"/>
               </w:rPr>
-              <w:t>Observacao</w:t>
+              <w:t>Observação</w:t>
             </w:r>
           </w:p>
         </w:tc>
@@ -2130,7 +2007,7 @@
                 <w:i w:val="0"/>
                 <w:sz w:val="20"/>
               </w:rPr>
-              <w:t>Criar grupo com dados validos — happy path</w:t>
+              <w:t>Criar grupo com dados válidos — happy path</w:t>
             </w:r>
           </w:p>
         </w:tc>
@@ -2182,7 +2059,7 @@
                 <w:i w:val="0"/>
                 <w:sz w:val="20"/>
               </w:rPr>
-              <w:t>Nenhum grupo com nome "Gestores" existe no banco</w:t>
+              <w:t>Nenhum grupo com nome "Gestores" existe no escritorio</w:t>
             </w:r>
           </w:p>
         </w:tc>
@@ -2208,7 +2085,26 @@
                 <w:i w:val="0"/>
                 <w:sz w:val="20"/>
               </w:rPr>
-              <w:t>Enviar POST /grupos com body {"nome":"Gestores","descricao":"Grupo de gestores"} e JWT valido no header</w:t>
+              <w:t xml:space="preserve">Enviar </w:t>
+            </w:r>
+            <w:r>
+              <w:rPr>
+                <w:rFonts w:ascii="Courier New" w:hAnsi="Courier New"/>
+                <w:b w:val="0"/>
+                <w:i w:val="0"/>
+                <w:color w:val="333333"/>
+                <w:sz w:val="20"/>
+              </w:rPr>
+              <w:t>POST incluirgrupo</w:t>
+            </w:r>
+            <w:r>
+              <w:rPr>
+                <w:rFonts w:ascii="Calibri" w:hAnsi="Calibri"/>
+                <w:b w:val="0"/>
+                <w:i w:val="0"/>
+                <w:sz w:val="20"/>
+              </w:rPr>
+              <w:t xml:space="preserve"> com body {"nome":"Gestores","grupoDeUsuarios":[]} e JWT válido</w:t>
             </w:r>
           </w:p>
         </w:tc>
@@ -2234,7 +2130,64 @@
                 <w:i w:val="0"/>
                 <w:sz w:val="20"/>
               </w:rPr>
-              <w:t>HTTP 201; body com id gerado, nome="Gestores", descricao preenchida, ativo=true, DataCriacao preenchida</w:t>
+              <w:t xml:space="preserve">HTTP 200; </w:t>
+            </w:r>
+            <w:r>
+              <w:rPr>
+                <w:rFonts w:ascii="Courier New" w:hAnsi="Courier New"/>
+                <w:b w:val="0"/>
+                <w:i w:val="0"/>
+                <w:color w:val="333333"/>
+                <w:sz w:val="20"/>
+              </w:rPr>
+              <w:t>Sucesso=true</w:t>
+            </w:r>
+            <w:r>
+              <w:rPr>
+                <w:rFonts w:ascii="Calibri" w:hAnsi="Calibri"/>
+                <w:b w:val="0"/>
+                <w:i w:val="0"/>
+                <w:sz w:val="20"/>
+              </w:rPr>
+              <w:t xml:space="preserve">, </w:t>
+            </w:r>
+            <w:r>
+              <w:rPr>
+                <w:rFonts w:ascii="Courier New" w:hAnsi="Courier New"/>
+                <w:b w:val="0"/>
+                <w:i w:val="0"/>
+                <w:color w:val="333333"/>
+                <w:sz w:val="20"/>
+              </w:rPr>
+              <w:t>MensagemPublica="Grupo incluido com sucesso"</w:t>
+            </w:r>
+            <w:r>
+              <w:rPr>
+                <w:rFonts w:ascii="Calibri" w:hAnsi="Calibri"/>
+                <w:b w:val="0"/>
+                <w:i w:val="0"/>
+                <w:sz w:val="20"/>
+              </w:rPr>
+              <w:t xml:space="preserve">, </w:t>
+            </w:r>
+            <w:r>
+              <w:rPr>
+                <w:rFonts w:ascii="Courier New" w:hAnsi="Courier New"/>
+                <w:b w:val="0"/>
+                <w:i w:val="0"/>
+                <w:color w:val="333333"/>
+                <w:sz w:val="20"/>
+              </w:rPr>
+              <w:t>RetornaDados</w:t>
+            </w:r>
+            <w:r>
+              <w:rPr>
+                <w:rFonts w:ascii="Calibri" w:hAnsi="Calibri"/>
+                <w:b w:val="0"/>
+                <w:i w:val="0"/>
+                <w:sz w:val="20"/>
+              </w:rPr>
+              <w:t xml:space="preserve"> com o id gerado</w:t>
             </w:r>
           </w:p>
         </w:tc>
@@ -2286,7 +2239,7 @@
                 <w:i w:val="0"/>
                 <w:sz w:val="20"/>
               </w:rPr>
-              <w:t>3 testes unitarios cobrindo este cenario no GrupoService</w:t>
+              <w:t>3 testes unitarios cobrindo este cenário</w:t>
             </w:r>
           </w:p>
         </w:tc>
@@ -2341,7 +2294,7 @@
                 <w:i w:val="0"/>
                 <w:sz w:val="20"/>
               </w:rPr>
-              <w:t>Listar todos os grupos ativos — happy path</w:t>
+              <w:t>Listar grupos — happy path</w:t>
             </w:r>
           </w:p>
         </w:tc>
@@ -2391,7 +2344,7 @@
                 <w:i w:val="0"/>
                 <w:sz w:val="20"/>
               </w:rPr>
-              <w:t>Existem 3 grupos cadastrados e com Ativo=true no banco auxo3</w:t>
+              <w:t>Existem grupos cadastrados (excluido=0) no escritorio</w:t>
             </w:r>
           </w:p>
         </w:tc>
@@ -2416,7 +2369,26 @@
                 <w:i w:val="0"/>
                 <w:sz w:val="20"/>
               </w:rPr>
-              <w:t>Enviar GET /grupos com JWT valido</w:t>
+              <w:t xml:space="preserve">Enviar </w:t>
+            </w:r>
+            <w:r>
+              <w:rPr>
+                <w:rFonts w:ascii="Courier New" w:hAnsi="Courier New"/>
+                <w:b w:val="0"/>
+                <w:i w:val="0"/>
+                <w:color w:val="333333"/>
+                <w:sz w:val="20"/>
+              </w:rPr>
+              <w:t>GET listargrupo</w:t>
+            </w:r>
+            <w:r>
+              <w:rPr>
+                <w:rFonts w:ascii="Calibri" w:hAnsi="Calibri"/>
+                <w:b w:val="0"/>
+                <w:i w:val="0"/>
+                <w:sz w:val="20"/>
+              </w:rPr>
+              <w:t xml:space="preserve"> (paginado) com JWT válido</w:t>
             </w:r>
           </w:p>
         </w:tc>
@@ -2441,7 +2413,26 @@
                 <w:i w:val="0"/>
                 <w:sz w:val="20"/>
               </w:rPr>
-              <w:t>HTTP 200; array com 3 objetos contendo id, nome, descricao, ativo=true para cada grupo</w:t>
+              <w:t xml:space="preserve">HTTP 200; </w:t>
+            </w:r>
+            <w:r>
+              <w:rPr>
+                <w:rFonts w:ascii="Courier New" w:hAnsi="Courier New"/>
+                <w:b w:val="0"/>
+                <w:i w:val="0"/>
+                <w:color w:val="333333"/>
+                <w:sz w:val="20"/>
+              </w:rPr>
+              <w:t>RetornaDados</w:t>
+            </w:r>
+            <w:r>
+              <w:rPr>
+                <w:rFonts w:ascii="Calibri" w:hAnsi="Calibri"/>
+                <w:b w:val="0"/>
+                <w:i w:val="0"/>
+                <w:sz w:val="20"/>
+              </w:rPr>
+              <w:t xml:space="preserve"> com a lista paginada de grupos ativos</w:t>
             </w:r>
           </w:p>
         </w:tc>
@@ -2539,7 +2530,7 @@
                 <w:i w:val="0"/>
                 <w:sz w:val="20"/>
               </w:rPr>
-              <w:t>Atualizar nome e descricao de grupo — happy path</w:t>
+              <w:t>Consultar usuários de um grupo — happy path</w:t>
             </w:r>
           </w:p>
         </w:tc>
@@ -2591,7 +2582,7 @@
                 <w:i w:val="0"/>
                 <w:sz w:val="20"/>
               </w:rPr>
-              <w:t>Grupo com id=5 existe e possui Ativo=true</w:t>
+              <w:t>Grupo id=5 existe e possui membros</w:t>
             </w:r>
           </w:p>
         </w:tc>
@@ -2617,7 +2608,26 @@
                 <w:i w:val="0"/>
                 <w:sz w:val="20"/>
               </w:rPr>
-              <w:t>Enviar PUT /grupos/5 com body {"nome":"Gestores Senior","descricao":"Atualizado"} e JWT valido</w:t>
+              <w:t xml:space="preserve">Enviar </w:t>
+            </w:r>
+            <w:r>
+              <w:rPr>
+                <w:rFonts w:ascii="Courier New" w:hAnsi="Courier New"/>
+                <w:b w:val="0"/>
+                <w:i w:val="0"/>
+                <w:color w:val="333333"/>
+                <w:sz w:val="20"/>
+              </w:rPr>
+              <w:t>GET buscargrupoporid</w:t>
+            </w:r>
+            <w:r>
+              <w:rPr>
+                <w:rFonts w:ascii="Calibri" w:hAnsi="Calibri"/>
+                <w:b w:val="0"/>
+                <w:i w:val="0"/>
+                <w:sz w:val="20"/>
+              </w:rPr>
+              <w:t xml:space="preserve"> (filtro com o id do grupo) e JWT válido</w:t>
             </w:r>
           </w:p>
         </w:tc>
@@ -2643,7 +2653,26 @@
                 <w:i w:val="0"/>
                 <w:sz w:val="20"/>
               </w:rPr>
-              <w:t>HTTP 200; grupo retornado com nome="Gestores Senior", descricao="Atualizado" e DataAtualizacao preenchida com o timestamp atual</w:t>
+              <w:t xml:space="preserve">HTTP 200; </w:t>
+            </w:r>
+            <w:r>
+              <w:rPr>
+                <w:rFonts w:ascii="Courier New" w:hAnsi="Courier New"/>
+                <w:b w:val="0"/>
+                <w:i w:val="0"/>
+                <w:color w:val="333333"/>
+                <w:sz w:val="20"/>
+              </w:rPr>
+              <w:t>RetornaDados</w:t>
+            </w:r>
+            <w:r>
+              <w:rPr>
+                <w:rFonts w:ascii="Calibri" w:hAnsi="Calibri"/>
+                <w:b w:val="0"/>
+                <w:i w:val="0"/>
+                <w:sz w:val="20"/>
+              </w:rPr>
+              <w:t xml:space="preserve"> com os usuários do grupo e suas funções</w:t>
             </w:r>
           </w:p>
         </w:tc>
@@ -2741,7 +2770,7 @@
                 <w:i w:val="0"/>
                 <w:sz w:val="20"/>
               </w:rPr>
-              <w:t>Exclusao logica (soft delete) de grupo sem usuarios — happy path</w:t>
+              <w:t>Alterar nome e membros do grupo — happy path</w:t>
             </w:r>
           </w:p>
         </w:tc>
@@ -2791,7 +2820,7 @@
                 <w:i w:val="0"/>
                 <w:sz w:val="20"/>
               </w:rPr>
-              <w:t>Grupo com id=7 existe, Ativo=true e nao possui usuarios vinculados ativos</w:t>
+              <w:t>Grupo id=5 existe</w:t>
             </w:r>
           </w:p>
         </w:tc>
@@ -2816,7 +2845,26 @@
                 <w:i w:val="0"/>
                 <w:sz w:val="20"/>
               </w:rPr>
-              <w:t>Enviar DELETE /grupos/7 com JWT valido</w:t>
+              <w:t xml:space="preserve">Enviar </w:t>
+            </w:r>
+            <w:r>
+              <w:rPr>
+                <w:rFonts w:ascii="Courier New" w:hAnsi="Courier New"/>
+                <w:b w:val="0"/>
+                <w:i w:val="0"/>
+                <w:color w:val="333333"/>
+                <w:sz w:val="20"/>
+              </w:rPr>
+              <w:t>POST alterargrupo</w:t>
+            </w:r>
+            <w:r>
+              <w:rPr>
+                <w:rFonts w:ascii="Calibri" w:hAnsi="Calibri"/>
+                <w:b w:val="0"/>
+                <w:i w:val="0"/>
+                <w:sz w:val="20"/>
+              </w:rPr>
+              <w:t xml:space="preserve"> com body {"id":5,"nome":"Gestores Senior","grupoDeUsuarios":[...]} e JWT válido</w:t>
             </w:r>
           </w:p>
         </w:tc>
@@ -2841,7 +2889,45 @@
                 <w:i w:val="0"/>
                 <w:sz w:val="20"/>
               </w:rPr>
-              <w:t>HTTP 204; campo Ativo=false no banco (registro permanece); grupo com id=7 nao aparece em GET /grupos (que filtra WHERE Ativo=1)</w:t>
+              <w:t xml:space="preserve">HTTP 200; </w:t>
+            </w:r>
+            <w:r>
+              <w:rPr>
+                <w:rFonts w:ascii="Courier New" w:hAnsi="Courier New"/>
+                <w:b w:val="0"/>
+                <w:i w:val="0"/>
+                <w:color w:val="333333"/>
+                <w:sz w:val="20"/>
+              </w:rPr>
+              <w:t>Sucesso=true</w:t>
+            </w:r>
+            <w:r>
+              <w:rPr>
+                <w:rFonts w:ascii="Calibri" w:hAnsi="Calibri"/>
+                <w:b w:val="0"/>
+                <w:i w:val="0"/>
+                <w:sz w:val="20"/>
+              </w:rPr>
+              <w:t xml:space="preserve">; </w:t>
+            </w:r>
+            <w:r>
+              <w:rPr>
+                <w:rFonts w:ascii="Courier New" w:hAnsi="Courier New"/>
+                <w:b w:val="0"/>
+                <w:i w:val="0"/>
+                <w:color w:val="333333"/>
+                <w:sz w:val="20"/>
+              </w:rPr>
+              <w:t>data_alteracao</w:t>
+            </w:r>
+            <w:r>
+              <w:rPr>
+                <w:rFonts w:ascii="Calibri" w:hAnsi="Calibri"/>
+                <w:b w:val="0"/>
+                <w:i w:val="0"/>
+                <w:sz w:val="20"/>
+              </w:rPr>
+              <w:t xml:space="preserve"> atualizada</w:t>
             </w:r>
           </w:p>
         </w:tc>
@@ -2884,15 +2970,6 @@
             <w:pPr>
               <w:spacing w:before="40" w:after="40"/>
             </w:pPr>
-            <w:r>
-              <w:rPr>
-                <w:rFonts w:ascii="Calibri" w:hAnsi="Calibri"/>
-                <w:b w:val="0"/>
-                <w:i w:val="0"/>
-                <w:sz w:val="20"/>
-              </w:rPr>
-              <w:t>Soft delete validado — registro permanece fisicamente no banco; apenas marcado como inativo</w:t>
-            </w:r>
           </w:p>
         </w:tc>
       </w:tr>
@@ -2948,7 +3025,511 @@
                 <w:i w:val="0"/>
                 <w:sz w:val="20"/>
               </w:rPr>
-              <w:t>Tentar criar grupo com nome ja existente — sad path</w:t>
+              <w:t>Excluir grupo (soft delete) — happy path</w:t>
+            </w:r>
+          </w:p>
+        </w:tc>
+        <w:tc>
+          <w:tcPr>
+            <w:tcW w:type="dxa" w:w="1113"/>
+            <w:tcMar>
+              <w:top w:w="60" w:type="dxa"/>
+              <w:bottom w:w="60" w:type="dxa"/>
+              <w:left w:w="100" w:type="dxa"/>
+              <w:right w:w="100" w:type="dxa"/>
+            </w:tcMar>
+            <w:shd w:val="clear" w:color="auto" w:fill="EBF5FB"/>
+          </w:tcPr>
+          <w:p>
+            <w:pPr>
+              <w:spacing w:before="40" w:after="40"/>
+            </w:pPr>
+            <w:r>
+              <w:rPr>
+                <w:rFonts w:ascii="Calibri" w:hAnsi="Calibri"/>
+                <w:b w:val="0"/>
+                <w:i w:val="0"/>
+                <w:sz w:val="20"/>
+              </w:rPr>
+              <w:t>Happy</w:t>
+            </w:r>
+          </w:p>
+        </w:tc>
+        <w:tc>
+          <w:tcPr>
+            <w:tcW w:type="dxa" w:w="1113"/>
+            <w:tcMar>
+              <w:top w:w="60" w:type="dxa"/>
+              <w:bottom w:w="60" w:type="dxa"/>
+              <w:left w:w="100" w:type="dxa"/>
+              <w:right w:w="100" w:type="dxa"/>
+            </w:tcMar>
+            <w:shd w:val="clear" w:color="auto" w:fill="EBF5FB"/>
+          </w:tcPr>
+          <w:p>
+            <w:pPr>
+              <w:spacing w:before="40" w:after="40"/>
+            </w:pPr>
+            <w:r>
+              <w:rPr>
+                <w:rFonts w:ascii="Calibri" w:hAnsi="Calibri"/>
+                <w:b w:val="0"/>
+                <w:i w:val="0"/>
+                <w:sz w:val="20"/>
+              </w:rPr>
+              <w:t>Grupo id=7 existe</w:t>
+            </w:r>
+          </w:p>
+        </w:tc>
+        <w:tc>
+          <w:tcPr>
+            <w:tcW w:type="dxa" w:w="1113"/>
+            <w:tcMar>
+              <w:top w:w="60" w:type="dxa"/>
+              <w:bottom w:w="60" w:type="dxa"/>
+              <w:left w:w="100" w:type="dxa"/>
+              <w:right w:w="100" w:type="dxa"/>
+            </w:tcMar>
+            <w:shd w:val="clear" w:color="auto" w:fill="EBF5FB"/>
+          </w:tcPr>
+          <w:p>
+            <w:pPr>
+              <w:spacing w:before="40" w:after="40"/>
+            </w:pPr>
+            <w:r>
+              <w:rPr>
+                <w:rFonts w:ascii="Calibri" w:hAnsi="Calibri"/>
+                <w:b w:val="0"/>
+                <w:i w:val="0"/>
+                <w:sz w:val="20"/>
+              </w:rPr>
+              <w:t xml:space="preserve">Enviar </w:t>
+            </w:r>
+            <w:r>
+              <w:rPr>
+                <w:rFonts w:ascii="Courier New" w:hAnsi="Courier New"/>
+                <w:b w:val="0"/>
+                <w:i w:val="0"/>
+                <w:color w:val="333333"/>
+                <w:sz w:val="20"/>
+              </w:rPr>
+              <w:t>POST excluirgrupo</w:t>
+            </w:r>
+            <w:r>
+              <w:rPr>
+                <w:rFonts w:ascii="Calibri" w:hAnsi="Calibri"/>
+                <w:b w:val="0"/>
+                <w:i w:val="0"/>
+                <w:sz w:val="20"/>
+              </w:rPr>
+              <w:t xml:space="preserve"> com body {"id":7,"notificarMembros":false} e JWT válido</w:t>
+            </w:r>
+          </w:p>
+        </w:tc>
+        <w:tc>
+          <w:tcPr>
+            <w:tcW w:type="dxa" w:w="1113"/>
+            <w:tcMar>
+              <w:top w:w="60" w:type="dxa"/>
+              <w:bottom w:w="60" w:type="dxa"/>
+              <w:left w:w="100" w:type="dxa"/>
+              <w:right w:w="100" w:type="dxa"/>
+            </w:tcMar>
+            <w:shd w:val="clear" w:color="auto" w:fill="EBF5FB"/>
+          </w:tcPr>
+          <w:p>
+            <w:pPr>
+              <w:spacing w:before="40" w:after="40"/>
+            </w:pPr>
+            <w:r>
+              <w:rPr>
+                <w:rFonts w:ascii="Calibri" w:hAnsi="Calibri"/>
+                <w:b w:val="0"/>
+                <w:i w:val="0"/>
+                <w:sz w:val="20"/>
+              </w:rPr>
+              <w:t xml:space="preserve">HTTP 200; </w:t>
+            </w:r>
+            <w:r>
+              <w:rPr>
+                <w:rFonts w:ascii="Courier New" w:hAnsi="Courier New"/>
+                <w:b w:val="0"/>
+                <w:i w:val="0"/>
+                <w:color w:val="333333"/>
+                <w:sz w:val="20"/>
+              </w:rPr>
+              <w:t>excluido=1</w:t>
+            </w:r>
+            <w:r>
+              <w:rPr>
+                <w:rFonts w:ascii="Calibri" w:hAnsi="Calibri"/>
+                <w:b w:val="0"/>
+                <w:i w:val="0"/>
+                <w:sz w:val="20"/>
+              </w:rPr>
+              <w:t xml:space="preserve"> no banco (registro permanece); grupo não aparece em </w:t>
+            </w:r>
+            <w:r>
+              <w:rPr>
+                <w:rFonts w:ascii="Courier New" w:hAnsi="Courier New"/>
+                <w:b w:val="0"/>
+                <w:i w:val="0"/>
+                <w:color w:val="333333"/>
+                <w:sz w:val="20"/>
+              </w:rPr>
+              <w:t>listargrupo</w:t>
+            </w:r>
+            <w:r>
+              <w:rPr>
+                <w:rFonts w:ascii="Calibri" w:hAnsi="Calibri"/>
+                <w:b w:val="0"/>
+                <w:i w:val="0"/>
+                <w:sz w:val="20"/>
+              </w:rPr>
+              <w:t xml:space="preserve"> (filtra excluido=0)</w:t>
+            </w:r>
+          </w:p>
+        </w:tc>
+        <w:tc>
+          <w:tcPr>
+            <w:tcW w:type="dxa" w:w="1113"/>
+            <w:tcMar>
+              <w:top w:w="60" w:type="dxa"/>
+              <w:bottom w:w="60" w:type="dxa"/>
+              <w:left w:w="100" w:type="dxa"/>
+              <w:right w:w="100" w:type="dxa"/>
+            </w:tcMar>
+            <w:shd w:val="clear" w:color="auto" w:fill="EBF5FB"/>
+          </w:tcPr>
+          <w:p>
+            <w:pPr>
+              <w:spacing w:before="40" w:after="40"/>
+            </w:pPr>
+            <w:r>
+              <w:rPr>
+                <w:rFonts w:ascii="Calibri" w:hAnsi="Calibri"/>
+                <w:b w:val="0"/>
+                <w:i w:val="0"/>
+                <w:sz w:val="20"/>
+              </w:rPr>
+              <w:t>OK</w:t>
+            </w:r>
+          </w:p>
+        </w:tc>
+        <w:tc>
+          <w:tcPr>
+            <w:tcW w:type="dxa" w:w="1113"/>
+            <w:tcMar>
+              <w:top w:w="60" w:type="dxa"/>
+              <w:bottom w:w="60" w:type="dxa"/>
+              <w:left w:w="100" w:type="dxa"/>
+              <w:right w:w="100" w:type="dxa"/>
+            </w:tcMar>
+            <w:shd w:val="clear" w:color="auto" w:fill="EBF5FB"/>
+          </w:tcPr>
+          <w:p>
+            <w:pPr>
+              <w:spacing w:before="40" w:after="40"/>
+            </w:pPr>
+            <w:r>
+              <w:rPr>
+                <w:rFonts w:ascii="Calibri" w:hAnsi="Calibri"/>
+                <w:b w:val="0"/>
+                <w:i w:val="0"/>
+                <w:sz w:val="20"/>
+              </w:rPr>
+              <w:t>Soft delete validado — registro permanece fisicamente no banco</w:t>
+            </w:r>
+          </w:p>
+        </w:tc>
+      </w:tr>
+      <w:tr>
+        <w:trPr>
+          <w:cantSplit w:val="1"/>
+        </w:trPr>
+        <w:tc>
+          <w:tcPr>
+            <w:tcW w:type="dxa" w:w="1113"/>
+            <w:tcMar>
+              <w:top w:w="60" w:type="dxa"/>
+              <w:bottom w:w="60" w:type="dxa"/>
+              <w:left w:w="100" w:type="dxa"/>
+              <w:right w:w="100" w:type="dxa"/>
+            </w:tcMar>
+          </w:tcPr>
+          <w:p>
+            <w:pPr>
+              <w:spacing w:before="40" w:after="40"/>
+            </w:pPr>
+            <w:r>
+              <w:rPr>
+                <w:rFonts w:ascii="Calibri" w:hAnsi="Calibri"/>
+                <w:b w:val="0"/>
+                <w:i w:val="0"/>
+                <w:sz w:val="20"/>
+              </w:rPr>
+              <w:t>GRP-06</w:t>
+            </w:r>
+          </w:p>
+        </w:tc>
+        <w:tc>
+          <w:tcPr>
+            <w:tcW w:type="dxa" w:w="1113"/>
+            <w:tcMar>
+              <w:top w:w="60" w:type="dxa"/>
+              <w:bottom w:w="60" w:type="dxa"/>
+              <w:left w:w="100" w:type="dxa"/>
+              <w:right w:w="100" w:type="dxa"/>
+            </w:tcMar>
+          </w:tcPr>
+          <w:p>
+            <w:pPr>
+              <w:spacing w:before="40" w:after="40"/>
+            </w:pPr>
+            <w:r>
+              <w:rPr>
+                <w:rFonts w:ascii="Calibri" w:hAnsi="Calibri"/>
+                <w:b w:val="0"/>
+                <w:i w:val="0"/>
+                <w:sz w:val="20"/>
+              </w:rPr>
+              <w:t>Ativar/desativar grupo — happy path</w:t>
+            </w:r>
+          </w:p>
+        </w:tc>
+        <w:tc>
+          <w:tcPr>
+            <w:tcW w:type="dxa" w:w="1113"/>
+            <w:tcMar>
+              <w:top w:w="60" w:type="dxa"/>
+              <w:bottom w:w="60" w:type="dxa"/>
+              <w:left w:w="100" w:type="dxa"/>
+              <w:right w:w="100" w:type="dxa"/>
+            </w:tcMar>
+          </w:tcPr>
+          <w:p>
+            <w:pPr>
+              <w:spacing w:before="40" w:after="40"/>
+            </w:pPr>
+            <w:r>
+              <w:rPr>
+                <w:rFonts w:ascii="Calibri" w:hAnsi="Calibri"/>
+                <w:b w:val="0"/>
+                <w:i w:val="0"/>
+                <w:sz w:val="20"/>
+              </w:rPr>
+              <w:t>Happy</w:t>
+            </w:r>
+          </w:p>
+        </w:tc>
+        <w:tc>
+          <w:tcPr>
+            <w:tcW w:type="dxa" w:w="1113"/>
+            <w:tcMar>
+              <w:top w:w="60" w:type="dxa"/>
+              <w:bottom w:w="60" w:type="dxa"/>
+              <w:left w:w="100" w:type="dxa"/>
+              <w:right w:w="100" w:type="dxa"/>
+            </w:tcMar>
+          </w:tcPr>
+          <w:p>
+            <w:pPr>
+              <w:spacing w:before="40" w:after="40"/>
+            </w:pPr>
+            <w:r>
+              <w:rPr>
+                <w:rFonts w:ascii="Calibri" w:hAnsi="Calibri"/>
+                <w:b w:val="0"/>
+                <w:i w:val="0"/>
+                <w:sz w:val="20"/>
+              </w:rPr>
+              <w:t>Grupo id=5 existe</w:t>
+            </w:r>
+          </w:p>
+        </w:tc>
+        <w:tc>
+          <w:tcPr>
+            <w:tcW w:type="dxa" w:w="1113"/>
+            <w:tcMar>
+              <w:top w:w="60" w:type="dxa"/>
+              <w:bottom w:w="60" w:type="dxa"/>
+              <w:left w:w="100" w:type="dxa"/>
+              <w:right w:w="100" w:type="dxa"/>
+            </w:tcMar>
+          </w:tcPr>
+          <w:p>
+            <w:pPr>
+              <w:spacing w:before="40" w:after="40"/>
+            </w:pPr>
+            <w:r>
+              <w:rPr>
+                <w:rFonts w:ascii="Calibri" w:hAnsi="Calibri"/>
+                <w:b w:val="0"/>
+                <w:i w:val="0"/>
+                <w:sz w:val="20"/>
+              </w:rPr>
+              <w:t xml:space="preserve">Enviar </w:t>
+            </w:r>
+            <w:r>
+              <w:rPr>
+                <w:rFonts w:ascii="Courier New" w:hAnsi="Courier New"/>
+                <w:b w:val="0"/>
+                <w:i w:val="0"/>
+                <w:color w:val="333333"/>
+                <w:sz w:val="20"/>
+              </w:rPr>
+              <w:t>POST ativardesativar</w:t>
+            </w:r>
+            <w:r>
+              <w:rPr>
+                <w:rFonts w:ascii="Calibri" w:hAnsi="Calibri"/>
+                <w:b w:val="0"/>
+                <w:i w:val="0"/>
+                <w:sz w:val="20"/>
+              </w:rPr>
+              <w:t xml:space="preserve"> com body {"id":5,"ativo":0} e JWT válido</w:t>
+            </w:r>
+          </w:p>
+        </w:tc>
+        <w:tc>
+          <w:tcPr>
+            <w:tcW w:type="dxa" w:w="1113"/>
+            <w:tcMar>
+              <w:top w:w="60" w:type="dxa"/>
+              <w:bottom w:w="60" w:type="dxa"/>
+              <w:left w:w="100" w:type="dxa"/>
+              <w:right w:w="100" w:type="dxa"/>
+            </w:tcMar>
+          </w:tcPr>
+          <w:p>
+            <w:pPr>
+              <w:spacing w:before="40" w:after="40"/>
+            </w:pPr>
+            <w:r>
+              <w:rPr>
+                <w:rFonts w:ascii="Calibri" w:hAnsi="Calibri"/>
+                <w:b w:val="0"/>
+                <w:i w:val="0"/>
+                <w:sz w:val="20"/>
+              </w:rPr>
+              <w:t xml:space="preserve">HTTP 200; campo </w:t>
+            </w:r>
+            <w:r>
+              <w:rPr>
+                <w:rFonts w:ascii="Courier New" w:hAnsi="Courier New"/>
+                <w:b w:val="0"/>
+                <w:i w:val="0"/>
+                <w:color w:val="333333"/>
+                <w:sz w:val="20"/>
+              </w:rPr>
+              <w:t>ativo</w:t>
+            </w:r>
+            <w:r>
+              <w:rPr>
+                <w:rFonts w:ascii="Calibri" w:hAnsi="Calibri"/>
+                <w:b w:val="0"/>
+                <w:i w:val="0"/>
+                <w:sz w:val="20"/>
+              </w:rPr>
+              <w:t xml:space="preserve"> atualizado para 0</w:t>
+            </w:r>
+          </w:p>
+        </w:tc>
+        <w:tc>
+          <w:tcPr>
+            <w:tcW w:type="dxa" w:w="1113"/>
+            <w:tcMar>
+              <w:top w:w="60" w:type="dxa"/>
+              <w:bottom w:w="60" w:type="dxa"/>
+              <w:left w:w="100" w:type="dxa"/>
+              <w:right w:w="100" w:type="dxa"/>
+            </w:tcMar>
+          </w:tcPr>
+          <w:p>
+            <w:pPr>
+              <w:spacing w:before="40" w:after="40"/>
+            </w:pPr>
+            <w:r>
+              <w:rPr>
+                <w:rFonts w:ascii="Calibri" w:hAnsi="Calibri"/>
+                <w:b w:val="0"/>
+                <w:i w:val="0"/>
+                <w:sz w:val="20"/>
+              </w:rPr>
+              <w:t>OK</w:t>
+            </w:r>
+          </w:p>
+        </w:tc>
+        <w:tc>
+          <w:tcPr>
+            <w:tcW w:type="dxa" w:w="1113"/>
+            <w:tcMar>
+              <w:top w:w="60" w:type="dxa"/>
+              <w:bottom w:w="60" w:type="dxa"/>
+              <w:left w:w="100" w:type="dxa"/>
+              <w:right w:w="100" w:type="dxa"/>
+            </w:tcMar>
+          </w:tcPr>
+          <w:p>
+            <w:pPr>
+              <w:spacing w:before="40" w:after="40"/>
+            </w:pPr>
+          </w:p>
+        </w:tc>
+      </w:tr>
+      <w:tr>
+        <w:trPr>
+          <w:cantSplit w:val="1"/>
+        </w:trPr>
+        <w:tc>
+          <w:tcPr>
+            <w:tcW w:type="dxa" w:w="1113"/>
+            <w:tcMar>
+              <w:top w:w="60" w:type="dxa"/>
+              <w:bottom w:w="60" w:type="dxa"/>
+              <w:left w:w="100" w:type="dxa"/>
+              <w:right w:w="100" w:type="dxa"/>
+            </w:tcMar>
+            <w:shd w:val="clear" w:color="auto" w:fill="EBF5FB"/>
+          </w:tcPr>
+          <w:p>
+            <w:pPr>
+              <w:spacing w:before="40" w:after="40"/>
+            </w:pPr>
+            <w:r>
+              <w:rPr>
+                <w:rFonts w:ascii="Calibri" w:hAnsi="Calibri"/>
+                <w:b w:val="0"/>
+                <w:i w:val="0"/>
+                <w:sz w:val="20"/>
+              </w:rPr>
+              <w:t>GRP-07</w:t>
+            </w:r>
+          </w:p>
+        </w:tc>
+        <w:tc>
+          <w:tcPr>
+            <w:tcW w:type="dxa" w:w="1113"/>
+            <w:tcMar>
+              <w:top w:w="60" w:type="dxa"/>
+              <w:bottom w:w="60" w:type="dxa"/>
+              <w:left w:w="100" w:type="dxa"/>
+              <w:right w:w="100" w:type="dxa"/>
+            </w:tcMar>
+            <w:shd w:val="clear" w:color="auto" w:fill="EBF5FB"/>
+          </w:tcPr>
+          <w:p>
+            <w:pPr>
+              <w:spacing w:before="40" w:after="40"/>
+            </w:pPr>
+            <w:r>
+              <w:rPr>
+                <w:rFonts w:ascii="Calibri" w:hAnsi="Calibri"/>
+                <w:b w:val="0"/>
+                <w:i w:val="0"/>
+                <w:sz w:val="20"/>
+              </w:rPr>
+              <w:t>Tentar criar grupo com nome já existente — sad path</w:t>
             </w:r>
           </w:p>
         </w:tc>
@@ -3000,7 +3581,7 @@
                 <w:i w:val="0"/>
                 <w:sz w:val="20"/>
               </w:rPr>
-              <w:t>Grupo com nome "Administradores" ja existe no banco com Ativo=true</w:t>
+              <w:t>Grupo com nome "Administradores" já existe no escritorio</w:t>
             </w:r>
           </w:p>
         </w:tc>
@@ -3026,7 +3607,26 @@
                 <w:i w:val="0"/>
                 <w:sz w:val="20"/>
               </w:rPr>
-              <w:t>Enviar POST /grupos com body {"nome":"Administradores","descricao":"Qualquer"}</w:t>
+              <w:t xml:space="preserve">Enviar </w:t>
+            </w:r>
+            <w:r>
+              <w:rPr>
+                <w:rFonts w:ascii="Courier New" w:hAnsi="Courier New"/>
+                <w:b w:val="0"/>
+                <w:i w:val="0"/>
+                <w:color w:val="333333"/>
+                <w:sz w:val="20"/>
+              </w:rPr>
+              <w:t>POST incluirgrupo</w:t>
+            </w:r>
+            <w:r>
+              <w:rPr>
+                <w:rFonts w:ascii="Calibri" w:hAnsi="Calibri"/>
+                <w:b w:val="0"/>
+                <w:i w:val="0"/>
+                <w:sz w:val="20"/>
+              </w:rPr>
+              <w:t xml:space="preserve"> com body {"nome":"Administradores","grupoDeUsuarios":[]}</w:t>
             </w:r>
           </w:p>
         </w:tc>
@@ -3052,7 +3652,36 @@
                 <w:i w:val="0"/>
                 <w:sz w:val="20"/>
               </w:rPr>
-              <w:t>HTTP 409 Conflict; body com mensagem "Nome de grupo ja existe"</w:t>
+              <w:t xml:space="preserve">HTTP 400; </w:t>
+            </w:r>
+            <w:r>
+              <w:rPr>
+                <w:rFonts w:ascii="Courier New" w:hAnsi="Courier New"/>
+                <w:b w:val="0"/>
+                <w:i w:val="0"/>
+                <w:color w:val="333333"/>
+                <w:sz w:val="20"/>
+              </w:rPr>
+              <w:t>Sucesso=false</w:t>
+            </w:r>
+            <w:r>
+              <w:rPr>
+                <w:rFonts w:ascii="Calibri" w:hAnsi="Calibri"/>
+                <w:b w:val="0"/>
+                <w:i w:val="0"/>
+                <w:sz w:val="20"/>
+              </w:rPr>
+              <w:t xml:space="preserve">, </w:t>
+            </w:r>
+            <w:r>
+              <w:rPr>
+                <w:rFonts w:ascii="Courier New" w:hAnsi="Courier New"/>
+                <w:b w:val="0"/>
+                <w:i w:val="0"/>
+                <w:color w:val="333333"/>
+                <w:sz w:val="20"/>
+              </w:rPr>
+              <w:t>MensagemPublica="Grupo ja existe"</w:t>
             </w:r>
           </w:p>
         </w:tc>
@@ -3104,7 +3733,26 @@
                 <w:i w:val="0"/>
                 <w:sz w:val="20"/>
               </w:rPr>
-              <w:t>Validacao de unicidade implementada apos achado RV-001-01 — antes do fix retornava excecao do banco</w:t>
+              <w:t>Validação de unicidade (</w:t>
+            </w:r>
+            <w:r>
+              <w:rPr>
+                <w:rFonts w:ascii="Courier New" w:hAnsi="Courier New"/>
+                <w:b w:val="0"/>
+                <w:i w:val="0"/>
+                <w:color w:val="333333"/>
+                <w:sz w:val="20"/>
+              </w:rPr>
+              <w:t>ExisteGrupo</w:t>
+            </w:r>
+            <w:r>
+              <w:rPr>
+                <w:rFonts w:ascii="Calibri" w:hAnsi="Calibri"/>
+                <w:b w:val="0"/>
+                <w:i w:val="0"/>
+                <w:sz w:val="20"/>
+              </w:rPr>
+              <w:t>) — achado RV-001-01</w:t>
             </w:r>
           </w:p>
         </w:tc>
@@ -3125,7 +3773,7 @@
         </w:pBdr>
       </w:pPr>
       <w:r>
-        <w:t>4. Cenarios — Sprint 1 — AG-21 Permissoes por Grupo</w:t>
+        <w:t>4. Cenários — Sprint 1 — AG-21 Função do Usuario no Grupo</w:t>
       </w:r>
     </w:p>
     <w:p>
@@ -3139,7 +3787,7 @@
           <w:i w:val="0"/>
           <w:sz w:val="22"/>
         </w:rPr>
-        <w:t>2 cenarios definidos e executados para a historia AG-21, cobrindo associacao de permissoes validas e rejeicao de permissoes invalidas.</w:t>
+        <w:t>1 cenário definido e executado para a historia AG-21, cobrindo a alteração da função (papel) de um usuário no grupo.</w:t>
       </w:r>
     </w:p>
     <w:tbl>
@@ -3219,7 +3867,7 @@
                 <w:color w:val="FFFFFF"/>
                 <w:sz w:val="20"/>
               </w:rPr>
-              <w:t>Cenario</w:t>
+              <w:t>Cenário</w:t>
             </w:r>
           </w:p>
         </w:tc>
@@ -3273,7 +3921,7 @@
                 <w:color w:val="FFFFFF"/>
                 <w:sz w:val="20"/>
               </w:rPr>
-              <w:t>Pre-condicao</w:t>
+              <w:t>Pre-condição</w:t>
             </w:r>
           </w:p>
         </w:tc>
@@ -3381,7 +4029,7 @@
                 <w:color w:val="FFFFFF"/>
                 <w:sz w:val="20"/>
               </w:rPr>
-              <w:t>Observacao</w:t>
+              <w:t>Observação</w:t>
             </w:r>
           </w:p>
         </w:tc>
@@ -3412,7 +4060,7 @@
                 <w:i w:val="0"/>
                 <w:sz w:val="20"/>
               </w:rPr>
-              <w:t>PERM-01</w:t>
+              <w:t>FUNC-01</w:t>
             </w:r>
           </w:p>
         </w:tc>
@@ -3438,7 +4086,7 @@
                 <w:i w:val="0"/>
                 <w:sz w:val="20"/>
               </w:rPr>
-              <w:t>Associar permissoes validas a grupo — happy path</w:t>
+              <w:t>Alterar função do usuário no grupo — happy path</w:t>
             </w:r>
           </w:p>
         </w:tc>
@@ -3490,7 +4138,26 @@
                 <w:i w:val="0"/>
                 <w:sz w:val="20"/>
               </w:rPr>
-              <w:t>Grupo id=3 existe e possui Ativo=true</w:t>
+              <w:t xml:space="preserve">Usuario id=42 e membro de um grupo com função </w:t>
+            </w:r>
+            <w:r>
+              <w:rPr>
+                <w:rFonts w:ascii="Courier New" w:hAnsi="Courier New"/>
+                <w:b w:val="0"/>
+                <w:i w:val="0"/>
+                <w:color w:val="333333"/>
+                <w:sz w:val="20"/>
+              </w:rPr>
+              <w:t>Usuario</w:t>
+            </w:r>
+            <w:r>
+              <w:rPr>
+                <w:rFonts w:ascii="Calibri" w:hAnsi="Calibri"/>
+                <w:b w:val="0"/>
+                <w:i w:val="0"/>
+                <w:sz w:val="20"/>
+              </w:rPr>
+              <w:t xml:space="preserve"> (0)</w:t>
             </w:r>
           </w:p>
         </w:tc>
@@ -3516,7 +4183,26 @@
                 <w:i w:val="0"/>
                 <w:sz w:val="20"/>
               </w:rPr>
-              <w:t>Enviar PUT /grupos/3/permissoes com body {"permissoes":["Leitura","Escrita"]} e JWT valido</w:t>
+              <w:t xml:space="preserve">Enviar </w:t>
+            </w:r>
+            <w:r>
+              <w:rPr>
+                <w:rFonts w:ascii="Courier New" w:hAnsi="Courier New"/>
+                <w:b w:val="0"/>
+                <w:i w:val="0"/>
+                <w:color w:val="333333"/>
+                <w:sz w:val="20"/>
+              </w:rPr>
+              <w:t>POST alterarfuncaodousuario</w:t>
+            </w:r>
+            <w:r>
+              <w:rPr>
+                <w:rFonts w:ascii="Calibri" w:hAnsi="Calibri"/>
+                <w:b w:val="0"/>
+                <w:i w:val="0"/>
+                <w:sz w:val="20"/>
+              </w:rPr>
+              <w:t xml:space="preserve"> com body {"usuarioId":42,"funcaoId":1,"funcao":1} e JWT válido</w:t>
             </w:r>
           </w:p>
         </w:tc>
@@ -3542,7 +4228,45 @@
                 <w:i w:val="0"/>
                 <w:sz w:val="20"/>
               </w:rPr>
-              <w:t>HTTP 200; permissoes "Leitura" e "Escrita" registradas em PermissoesGrupo; GET /grupos/3 retorna as permissoes atualizadas</w:t>
+              <w:t xml:space="preserve">HTTP 200; </w:t>
+            </w:r>
+            <w:r>
+              <w:rPr>
+                <w:rFonts w:ascii="Courier New" w:hAnsi="Courier New"/>
+                <w:b w:val="0"/>
+                <w:i w:val="0"/>
+                <w:color w:val="333333"/>
+                <w:sz w:val="20"/>
+              </w:rPr>
+              <w:t>Sucesso=true</w:t>
+            </w:r>
+            <w:r>
+              <w:rPr>
+                <w:rFonts w:ascii="Calibri" w:hAnsi="Calibri"/>
+                <w:b w:val="0"/>
+                <w:i w:val="0"/>
+                <w:sz w:val="20"/>
+              </w:rPr>
+              <w:t xml:space="preserve">; função do usuário atualizada para </w:t>
+            </w:r>
+            <w:r>
+              <w:rPr>
+                <w:rFonts w:ascii="Courier New" w:hAnsi="Courier New"/>
+                <w:b w:val="0"/>
+                <w:i w:val="0"/>
+                <w:color w:val="333333"/>
+                <w:sz w:val="20"/>
+              </w:rPr>
+              <w:t>Administrador</w:t>
+            </w:r>
+            <w:r>
+              <w:rPr>
+                <w:rFonts w:ascii="Calibri" w:hAnsi="Calibri"/>
+                <w:b w:val="0"/>
+                <w:i w:val="0"/>
+                <w:sz w:val="20"/>
+              </w:rPr>
+              <w:t xml:space="preserve"> (1)</w:t>
             </w:r>
           </w:p>
         </w:tc>
@@ -3594,29 +4318,18 @@
                 <w:i w:val="0"/>
                 <w:sz w:val="20"/>
               </w:rPr>
-              <w:t>Validacao de enum adicionada no controller apos RV-002-01; antes do fix, invalidos lancavam excecao SQL</w:t>
+              <w:t xml:space="preserve">Função validada pelo enum </w:t>
             </w:r>
-          </w:p>
-        </w:tc>
-      </w:tr>
-      <w:tr>
-        <w:trPr>
-          <w:cantSplit w:val="1"/>
-        </w:trPr>
-        <w:tc>
-          <w:tcPr>
-            <w:tcW w:type="dxa" w:w="1113"/>
-            <w:tcMar>
-              <w:top w:w="60" w:type="dxa"/>
-              <w:bottom w:w="60" w:type="dxa"/>
-              <w:left w:w="100" w:type="dxa"/>
-              <w:right w:w="100" w:type="dxa"/>
-            </w:tcMar>
-          </w:tcPr>
-          <w:p>
-            <w:pPr>
-              <w:spacing w:before="40" w:after="40"/>
-            </w:pPr>
+            <w:r>
+              <w:rPr>
+                <w:rFonts w:ascii="Courier New" w:hAnsi="Courier New"/>
+                <w:b w:val="0"/>
+                <w:i w:val="0"/>
+                <w:color w:val="333333"/>
+                <w:sz w:val="20"/>
+              </w:rPr>
+              <w:t>FuncaoUsuariosEnum</w:t>
+            </w:r>
             <w:r>
               <w:rPr>
                 <w:rFonts w:ascii="Calibri" w:hAnsi="Calibri"/>
@@ -3624,182 +4337,7 @@
                 <w:i w:val="0"/>
                 <w:sz w:val="20"/>
               </w:rPr>
-              <w:t>PERM-02</w:t>
-            </w:r>
-          </w:p>
-        </w:tc>
-        <w:tc>
-          <w:tcPr>
-            <w:tcW w:type="dxa" w:w="1113"/>
-            <w:tcMar>
-              <w:top w:w="60" w:type="dxa"/>
-              <w:bottom w:w="60" w:type="dxa"/>
-              <w:left w:w="100" w:type="dxa"/>
-              <w:right w:w="100" w:type="dxa"/>
-            </w:tcMar>
-          </w:tcPr>
-          <w:p>
-            <w:pPr>
-              <w:spacing w:before="40" w:after="40"/>
-            </w:pPr>
-            <w:r>
-              <w:rPr>
-                <w:rFonts w:ascii="Calibri" w:hAnsi="Calibri"/>
-                <w:b w:val="0"/>
-                <w:i w:val="0"/>
-                <w:sz w:val="20"/>
-              </w:rPr>
-              <w:t>Tentar associar permissao invalida — sad path</w:t>
-            </w:r>
-          </w:p>
-        </w:tc>
-        <w:tc>
-          <w:tcPr>
-            <w:tcW w:type="dxa" w:w="1113"/>
-            <w:tcMar>
-              <w:top w:w="60" w:type="dxa"/>
-              <w:bottom w:w="60" w:type="dxa"/>
-              <w:left w:w="100" w:type="dxa"/>
-              <w:right w:w="100" w:type="dxa"/>
-            </w:tcMar>
-          </w:tcPr>
-          <w:p>
-            <w:pPr>
-              <w:spacing w:before="40" w:after="40"/>
-            </w:pPr>
-            <w:r>
-              <w:rPr>
-                <w:rFonts w:ascii="Calibri" w:hAnsi="Calibri"/>
-                <w:b w:val="0"/>
-                <w:i w:val="0"/>
-                <w:sz w:val="20"/>
-              </w:rPr>
-              <w:t>Sad</w:t>
-            </w:r>
-          </w:p>
-        </w:tc>
-        <w:tc>
-          <w:tcPr>
-            <w:tcW w:type="dxa" w:w="1113"/>
-            <w:tcMar>
-              <w:top w:w="60" w:type="dxa"/>
-              <w:bottom w:w="60" w:type="dxa"/>
-              <w:left w:w="100" w:type="dxa"/>
-              <w:right w:w="100" w:type="dxa"/>
-            </w:tcMar>
-          </w:tcPr>
-          <w:p>
-            <w:pPr>
-              <w:spacing w:before="40" w:after="40"/>
-            </w:pPr>
-            <w:r>
-              <w:rPr>
-                <w:rFonts w:ascii="Calibri" w:hAnsi="Calibri"/>
-                <w:b w:val="0"/>
-                <w:i w:val="0"/>
-                <w:sz w:val="20"/>
-              </w:rPr>
-              <w:t>Grupo id=3 existe e possui Ativo=true</w:t>
-            </w:r>
-          </w:p>
-        </w:tc>
-        <w:tc>
-          <w:tcPr>
-            <w:tcW w:type="dxa" w:w="1113"/>
-            <w:tcMar>
-              <w:top w:w="60" w:type="dxa"/>
-              <w:bottom w:w="60" w:type="dxa"/>
-              <w:left w:w="100" w:type="dxa"/>
-              <w:right w:w="100" w:type="dxa"/>
-            </w:tcMar>
-          </w:tcPr>
-          <w:p>
-            <w:pPr>
-              <w:spacing w:before="40" w:after="40"/>
-            </w:pPr>
-            <w:r>
-              <w:rPr>
-                <w:rFonts w:ascii="Calibri" w:hAnsi="Calibri"/>
-                <w:b w:val="0"/>
-                <w:i w:val="0"/>
-                <w:sz w:val="20"/>
-              </w:rPr>
-              <w:t>Enviar PUT /grupos/3/permissoes com body {"permissoes":["SuperAdmin"]} e JWT valido</w:t>
-            </w:r>
-          </w:p>
-        </w:tc>
-        <w:tc>
-          <w:tcPr>
-            <w:tcW w:type="dxa" w:w="1113"/>
-            <w:tcMar>
-              <w:top w:w="60" w:type="dxa"/>
-              <w:bottom w:w="60" w:type="dxa"/>
-              <w:left w:w="100" w:type="dxa"/>
-              <w:right w:w="100" w:type="dxa"/>
-            </w:tcMar>
-          </w:tcPr>
-          <w:p>
-            <w:pPr>
-              <w:spacing w:before="40" w:after="40"/>
-            </w:pPr>
-            <w:r>
-              <w:rPr>
-                <w:rFonts w:ascii="Calibri" w:hAnsi="Calibri"/>
-                <w:b w:val="0"/>
-                <w:i w:val="0"/>
-                <w:sz w:val="20"/>
-              </w:rPr>
-              <w:t>HTTP 400 Bad Request; mensagem indicando que o valor "SuperAdmin" e invalido e listando os valores aceitos: Leitura, Escrita, Exclusao, Administracao, Relatorio</w:t>
-            </w:r>
-          </w:p>
-        </w:tc>
-        <w:tc>
-          <w:tcPr>
-            <w:tcW w:type="dxa" w:w="1113"/>
-            <w:tcMar>
-              <w:top w:w="60" w:type="dxa"/>
-              <w:bottom w:w="60" w:type="dxa"/>
-              <w:left w:w="100" w:type="dxa"/>
-              <w:right w:w="100" w:type="dxa"/>
-            </w:tcMar>
-          </w:tcPr>
-          <w:p>
-            <w:pPr>
-              <w:spacing w:before="40" w:after="40"/>
-            </w:pPr>
-            <w:r>
-              <w:rPr>
-                <w:rFonts w:ascii="Calibri" w:hAnsi="Calibri"/>
-                <w:b w:val="0"/>
-                <w:i w:val="0"/>
-                <w:sz w:val="20"/>
-              </w:rPr>
-              <w:t>OK</w:t>
-            </w:r>
-          </w:p>
-        </w:tc>
-        <w:tc>
-          <w:tcPr>
-            <w:tcW w:type="dxa" w:w="1113"/>
-            <w:tcMar>
-              <w:top w:w="60" w:type="dxa"/>
-              <w:bottom w:w="60" w:type="dxa"/>
-              <w:left w:w="100" w:type="dxa"/>
-              <w:right w:w="100" w:type="dxa"/>
-            </w:tcMar>
-          </w:tcPr>
-          <w:p>
-            <w:pPr>
-              <w:spacing w:before="40" w:after="40"/>
-            </w:pPr>
-            <w:r>
-              <w:rPr>
-                <w:rFonts w:ascii="Calibri" w:hAnsi="Calibri"/>
-                <w:b w:val="0"/>
-                <w:i w:val="0"/>
-                <w:sz w:val="20"/>
-              </w:rPr>
-              <w:t>Enum validado no controller antes de chamar o service; mensagem amigavel retornada</w:t>
+              <w:t xml:space="preserve"> (Usuario/Administrador) — achado RV-002-01</w:t>
             </w:r>
           </w:p>
         </w:tc>
@@ -3820,7 +4358,7 @@
         </w:pBdr>
       </w:pPr>
       <w:r>
-        <w:t>5. Cenarios — Sprint 1 — AG-22 Vinculo Usuario-Grupo</w:t>
+        <w:t>5. Cenários — Sprint 1 — AG-22 Vinculo Usuario-Grupo</w:t>
       </w:r>
     </w:p>
     <w:p>
@@ -3834,7 +4372,7 @@
           <w:i w:val="0"/>
           <w:sz w:val="22"/>
         </w:rPr>
-        <w:t>3 cenarios definidos e executados para a historia AG-22, cobrindo vinculo, desvinculo e tentativa com usuario inexistente.</w:t>
+        <w:t>2 cenários definidos e executados para a historia AG-22, cobrindo o vinculo de usuários (lista de membros) e a remoção de um usuário do grupo.</w:t>
       </w:r>
     </w:p>
     <w:tbl>
@@ -3914,7 +4452,7 @@
                 <w:color w:val="FFFFFF"/>
                 <w:sz w:val="20"/>
               </w:rPr>
-              <w:t>Cenario</w:t>
+              <w:t>Cenário</w:t>
             </w:r>
           </w:p>
         </w:tc>
@@ -3968,7 +4506,7 @@
                 <w:color w:val="FFFFFF"/>
                 <w:sz w:val="20"/>
               </w:rPr>
-              <w:t>Pre-condicao</w:t>
+              <w:t>Pre-condição</w:t>
             </w:r>
           </w:p>
         </w:tc>
@@ -4076,7 +4614,7 @@
                 <w:color w:val="FFFFFF"/>
                 <w:sz w:val="20"/>
               </w:rPr>
-              <w:t>Observacao</w:t>
+              <w:t>Observação</w:t>
             </w:r>
           </w:p>
         </w:tc>
@@ -4133,7 +4671,7 @@
                 <w:i w:val="0"/>
                 <w:sz w:val="20"/>
               </w:rPr>
-              <w:t>Vincular usuario ativo a grupo — happy path</w:t>
+              <w:t>Vincular usuários ao grupo — happy path</w:t>
             </w:r>
           </w:p>
         </w:tc>
@@ -4185,7 +4723,7 @@
                 <w:i w:val="0"/>
                 <w:sz w:val="20"/>
               </w:rPr>
-              <w:t>Usuario id=42 existe e possui Ativo=true; Grupo id=3 existe e ativo; vinculo entre eles nao existe</w:t>
+              <w:t>Grupo id=3 existe; usuários 42 e 711 existem</w:t>
             </w:r>
           </w:p>
         </w:tc>
@@ -4211,7 +4749,64 @@
                 <w:i w:val="0"/>
                 <w:sz w:val="20"/>
               </w:rPr>
-              <w:t>Enviar POST /grupos/3/usuarios com body {"usuarioId":42} e JWT valido</w:t>
+              <w:t xml:space="preserve">Enviar </w:t>
+            </w:r>
+            <w:r>
+              <w:rPr>
+                <w:rFonts w:ascii="Courier New" w:hAnsi="Courier New"/>
+                <w:b w:val="0"/>
+                <w:i w:val="0"/>
+                <w:color w:val="333333"/>
+                <w:sz w:val="20"/>
+              </w:rPr>
+              <w:t>POST alterargrupo</w:t>
+            </w:r>
+            <w:r>
+              <w:rPr>
+                <w:rFonts w:ascii="Calibri" w:hAnsi="Calibri"/>
+                <w:b w:val="0"/>
+                <w:i w:val="0"/>
+                <w:sz w:val="20"/>
+              </w:rPr>
+              <w:t xml:space="preserve"> (ou </w:t>
+            </w:r>
+            <w:r>
+              <w:rPr>
+                <w:rFonts w:ascii="Courier New" w:hAnsi="Courier New"/>
+                <w:b w:val="0"/>
+                <w:i w:val="0"/>
+                <w:color w:val="333333"/>
+                <w:sz w:val="20"/>
+              </w:rPr>
+              <w:t>incluirgrupo</w:t>
+            </w:r>
+            <w:r>
+              <w:rPr>
+                <w:rFonts w:ascii="Calibri" w:hAnsi="Calibri"/>
+                <w:b w:val="0"/>
+                <w:i w:val="0"/>
+                <w:sz w:val="20"/>
+              </w:rPr>
+              <w:t xml:space="preserve">) com </w:t>
+            </w:r>
+            <w:r>
+              <w:rPr>
+                <w:rFonts w:ascii="Courier New" w:hAnsi="Courier New"/>
+                <w:b w:val="0"/>
+                <w:i w:val="0"/>
+                <w:color w:val="333333"/>
+                <w:sz w:val="20"/>
+              </w:rPr>
+              <w:t>grupoDeUsuarios:[{"id":42,"funcaoId":0},{"id":711,"funcaoId":1}]</w:t>
+            </w:r>
+            <w:r>
+              <w:rPr>
+                <w:rFonts w:ascii="Calibri" w:hAnsi="Calibri"/>
+                <w:b w:val="0"/>
+                <w:i w:val="0"/>
+                <w:sz w:val="20"/>
+              </w:rPr>
+              <w:t xml:space="preserve"> e JWT válido</w:t>
             </w:r>
           </w:p>
         </w:tc>
@@ -4237,7 +4832,26 @@
                 <w:i w:val="0"/>
                 <w:sz w:val="20"/>
               </w:rPr>
-              <w:t>HTTP 201; registro criado em UsuariosGrupo com GrupoId=3, UsuarioId=42, Ativo=true e DataVinculo preenchida</w:t>
+              <w:t xml:space="preserve">HTTP 200; vinculos criados em </w:t>
+            </w:r>
+            <w:r>
+              <w:rPr>
+                <w:rFonts w:ascii="Courier New" w:hAnsi="Courier New"/>
+                <w:b w:val="0"/>
+                <w:i w:val="0"/>
+                <w:color w:val="333333"/>
+                <w:sz w:val="20"/>
+              </w:rPr>
+              <w:t>grupos_usuarios_vinculos</w:t>
+            </w:r>
+            <w:r>
+              <w:rPr>
+                <w:rFonts w:ascii="Calibri" w:hAnsi="Calibri"/>
+                <w:b w:val="0"/>
+                <w:i w:val="0"/>
+                <w:sz w:val="20"/>
+              </w:rPr>
+              <w:t xml:space="preserve"> (grupo_id, usuario_id, funcao_id)</w:t>
             </w:r>
           </w:p>
         </w:tc>
@@ -4289,7 +4903,7 @@
                 <w:i w:val="0"/>
                 <w:sz w:val="20"/>
               </w:rPr>
-              <w:t>Validacao de usuario ativo adicionada apos RV-003-01 — antes do fix, usuarios inativos podiam ser vinculados</w:t>
+              <w:t>Membros enviados na lista do payload do grupo</w:t>
             </w:r>
           </w:p>
         </w:tc>
@@ -4344,7 +4958,7 @@
                 <w:i w:val="0"/>
                 <w:sz w:val="20"/>
               </w:rPr>
-              <w:t>Desvincular usuario de grupo — happy path</w:t>
+              <w:t>Remover usuário do grupo — happy path</w:t>
             </w:r>
           </w:p>
         </w:tc>
@@ -4394,7 +5008,7 @@
                 <w:i w:val="0"/>
                 <w:sz w:val="20"/>
               </w:rPr>
-              <w:t>Usuario id=42 esta vinculado ao Grupo id=3 com Ativo=true em UsuariosGrupo</w:t>
+              <w:t>Usuario id=711 esta vinculado ao Grupo id=3</w:t>
             </w:r>
           </w:p>
         </w:tc>
@@ -4419,7 +5033,26 @@
                 <w:i w:val="0"/>
                 <w:sz w:val="20"/>
               </w:rPr>
-              <w:t>Enviar DELETE /grupos/3/usuarios/42 com JWT valido</w:t>
+              <w:t xml:space="preserve">Enviar </w:t>
+            </w:r>
+            <w:r>
+              <w:rPr>
+                <w:rFonts w:ascii="Courier New" w:hAnsi="Courier New"/>
+                <w:b w:val="0"/>
+                <w:i w:val="0"/>
+                <w:color w:val="333333"/>
+                <w:sz w:val="20"/>
+              </w:rPr>
+              <w:t>POST removerusuario</w:t>
+            </w:r>
+            <w:r>
+              <w:rPr>
+                <w:rFonts w:ascii="Calibri" w:hAnsi="Calibri"/>
+                <w:b w:val="0"/>
+                <w:i w:val="0"/>
+                <w:sz w:val="20"/>
+              </w:rPr>
+              <w:t xml:space="preserve"> com body {"id":711,"grupoId":3} e JWT válido</w:t>
             </w:r>
           </w:p>
         </w:tc>
@@ -4444,7 +5077,36 @@
                 <w:i w:val="0"/>
                 <w:sz w:val="20"/>
               </w:rPr>
-              <w:t>HTTP 204; campo Ativo=false no registro de UsuariosGrupo (soft delete do vinculo); usuario id=42 nao aparece em GET /grupos/3/usuarios</w:t>
+              <w:t xml:space="preserve">HTTP 200; </w:t>
+            </w:r>
+            <w:r>
+              <w:rPr>
+                <w:rFonts w:ascii="Courier New" w:hAnsi="Courier New"/>
+                <w:b w:val="0"/>
+                <w:i w:val="0"/>
+                <w:color w:val="333333"/>
+                <w:sz w:val="20"/>
+              </w:rPr>
+              <w:t>excluido=1</w:t>
+            </w:r>
+            <w:r>
+              <w:rPr>
+                <w:rFonts w:ascii="Calibri" w:hAnsi="Calibri"/>
+                <w:b w:val="0"/>
+                <w:i w:val="0"/>
+                <w:sz w:val="20"/>
+              </w:rPr>
+              <w:t xml:space="preserve"> no vinculo (soft delete); usuário não aparece em </w:t>
+            </w:r>
+            <w:r>
+              <w:rPr>
+                <w:rFonts w:ascii="Courier New" w:hAnsi="Courier New"/>
+                <w:b w:val="0"/>
+                <w:i w:val="0"/>
+                <w:color w:val="333333"/>
+                <w:sz w:val="20"/>
+              </w:rPr>
+              <w:t>buscargrupoporid</w:t>
             </w:r>
           </w:p>
         </w:tc>
@@ -4494,220 +5156,7 @@
                 <w:i w:val="0"/>
                 <w:sz w:val="20"/>
               </w:rPr>
-              <w:t>Soft delete do vinculo — historico preservado em UsuariosGrupo</w:t>
-            </w:r>
-          </w:p>
-        </w:tc>
-      </w:tr>
-      <w:tr>
-        <w:trPr>
-          <w:cantSplit w:val="1"/>
-        </w:trPr>
-        <w:tc>
-          <w:tcPr>
-            <w:tcW w:type="dxa" w:w="1113"/>
-            <w:tcMar>
-              <w:top w:w="60" w:type="dxa"/>
-              <w:bottom w:w="60" w:type="dxa"/>
-              <w:left w:w="100" w:type="dxa"/>
-              <w:right w:w="100" w:type="dxa"/>
-            </w:tcMar>
-            <w:shd w:val="clear" w:color="auto" w:fill="EBF5FB"/>
-          </w:tcPr>
-          <w:p>
-            <w:pPr>
-              <w:spacing w:before="40" w:after="40"/>
-            </w:pPr>
-            <w:r>
-              <w:rPr>
-                <w:rFonts w:ascii="Calibri" w:hAnsi="Calibri"/>
-                <w:b w:val="0"/>
-                <w:i w:val="0"/>
-                <w:sz w:val="20"/>
-              </w:rPr>
-              <w:t>VINC-03</w:t>
-            </w:r>
-          </w:p>
-        </w:tc>
-        <w:tc>
-          <w:tcPr>
-            <w:tcW w:type="dxa" w:w="1113"/>
-            <w:tcMar>
-              <w:top w:w="60" w:type="dxa"/>
-              <w:bottom w:w="60" w:type="dxa"/>
-              <w:left w:w="100" w:type="dxa"/>
-              <w:right w:w="100" w:type="dxa"/>
-            </w:tcMar>
-            <w:shd w:val="clear" w:color="auto" w:fill="EBF5FB"/>
-          </w:tcPr>
-          <w:p>
-            <w:pPr>
-              <w:spacing w:before="40" w:after="40"/>
-            </w:pPr>
-            <w:r>
-              <w:rPr>
-                <w:rFonts w:ascii="Calibri" w:hAnsi="Calibri"/>
-                <w:b w:val="0"/>
-                <w:i w:val="0"/>
-                <w:sz w:val="20"/>
-              </w:rPr>
-              <w:t>Tentar vincular usuario inexistente — sad path</w:t>
-            </w:r>
-          </w:p>
-        </w:tc>
-        <w:tc>
-          <w:tcPr>
-            <w:tcW w:type="dxa" w:w="1113"/>
-            <w:tcMar>
-              <w:top w:w="60" w:type="dxa"/>
-              <w:bottom w:w="60" w:type="dxa"/>
-              <w:left w:w="100" w:type="dxa"/>
-              <w:right w:w="100" w:type="dxa"/>
-            </w:tcMar>
-            <w:shd w:val="clear" w:color="auto" w:fill="EBF5FB"/>
-          </w:tcPr>
-          <w:p>
-            <w:pPr>
-              <w:spacing w:before="40" w:after="40"/>
-            </w:pPr>
-            <w:r>
-              <w:rPr>
-                <w:rFonts w:ascii="Calibri" w:hAnsi="Calibri"/>
-                <w:b w:val="0"/>
-                <w:i w:val="0"/>
-                <w:sz w:val="20"/>
-              </w:rPr>
-              <w:t>Sad</w:t>
-            </w:r>
-          </w:p>
-        </w:tc>
-        <w:tc>
-          <w:tcPr>
-            <w:tcW w:type="dxa" w:w="1113"/>
-            <w:tcMar>
-              <w:top w:w="60" w:type="dxa"/>
-              <w:bottom w:w="60" w:type="dxa"/>
-              <w:left w:w="100" w:type="dxa"/>
-              <w:right w:w="100" w:type="dxa"/>
-            </w:tcMar>
-            <w:shd w:val="clear" w:color="auto" w:fill="EBF5FB"/>
-          </w:tcPr>
-          <w:p>
-            <w:pPr>
-              <w:spacing w:before="40" w:after="40"/>
-            </w:pPr>
-            <w:r>
-              <w:rPr>
-                <w:rFonts w:ascii="Calibri" w:hAnsi="Calibri"/>
-                <w:b w:val="0"/>
-                <w:i w:val="0"/>
-                <w:sz w:val="20"/>
-              </w:rPr>
-              <w:t>Grupo id=3 existe e ativo; usuario id=999 nao existe no banco</w:t>
-            </w:r>
-          </w:p>
-        </w:tc>
-        <w:tc>
-          <w:tcPr>
-            <w:tcW w:type="dxa" w:w="1113"/>
-            <w:tcMar>
-              <w:top w:w="60" w:type="dxa"/>
-              <w:bottom w:w="60" w:type="dxa"/>
-              <w:left w:w="100" w:type="dxa"/>
-              <w:right w:w="100" w:type="dxa"/>
-            </w:tcMar>
-            <w:shd w:val="clear" w:color="auto" w:fill="EBF5FB"/>
-          </w:tcPr>
-          <w:p>
-            <w:pPr>
-              <w:spacing w:before="40" w:after="40"/>
-            </w:pPr>
-            <w:r>
-              <w:rPr>
-                <w:rFonts w:ascii="Calibri" w:hAnsi="Calibri"/>
-                <w:b w:val="0"/>
-                <w:i w:val="0"/>
-                <w:sz w:val="20"/>
-              </w:rPr>
-              <w:t>Enviar POST /grupos/3/usuarios com body {"usuarioId":999} e JWT valido</w:t>
-            </w:r>
-          </w:p>
-        </w:tc>
-        <w:tc>
-          <w:tcPr>
-            <w:tcW w:type="dxa" w:w="1113"/>
-            <w:tcMar>
-              <w:top w:w="60" w:type="dxa"/>
-              <w:bottom w:w="60" w:type="dxa"/>
-              <w:left w:w="100" w:type="dxa"/>
-              <w:right w:w="100" w:type="dxa"/>
-            </w:tcMar>
-            <w:shd w:val="clear" w:color="auto" w:fill="EBF5FB"/>
-          </w:tcPr>
-          <w:p>
-            <w:pPr>
-              <w:spacing w:before="40" w:after="40"/>
-            </w:pPr>
-            <w:r>
-              <w:rPr>
-                <w:rFonts w:ascii="Calibri" w:hAnsi="Calibri"/>
-                <w:b w:val="0"/>
-                <w:i w:val="0"/>
-                <w:sz w:val="20"/>
-              </w:rPr>
-              <w:t>HTTP 404; body com mensagem "Usuario nao encontrado"</w:t>
-            </w:r>
-          </w:p>
-        </w:tc>
-        <w:tc>
-          <w:tcPr>
-            <w:tcW w:type="dxa" w:w="1113"/>
-            <w:tcMar>
-              <w:top w:w="60" w:type="dxa"/>
-              <w:bottom w:w="60" w:type="dxa"/>
-              <w:left w:w="100" w:type="dxa"/>
-              <w:right w:w="100" w:type="dxa"/>
-            </w:tcMar>
-            <w:shd w:val="clear" w:color="auto" w:fill="EBF5FB"/>
-          </w:tcPr>
-          <w:p>
-            <w:pPr>
-              <w:spacing w:before="40" w:after="40"/>
-            </w:pPr>
-            <w:r>
-              <w:rPr>
-                <w:rFonts w:ascii="Calibri" w:hAnsi="Calibri"/>
-                <w:b w:val="0"/>
-                <w:i w:val="0"/>
-                <w:sz w:val="20"/>
-              </w:rPr>
-              <w:t>OK</w:t>
-            </w:r>
-          </w:p>
-        </w:tc>
-        <w:tc>
-          <w:tcPr>
-            <w:tcW w:type="dxa" w:w="1113"/>
-            <w:tcMar>
-              <w:top w:w="60" w:type="dxa"/>
-              <w:bottom w:w="60" w:type="dxa"/>
-              <w:left w:w="100" w:type="dxa"/>
-              <w:right w:w="100" w:type="dxa"/>
-            </w:tcMar>
-            <w:shd w:val="clear" w:color="auto" w:fill="EBF5FB"/>
-          </w:tcPr>
-          <w:p>
-            <w:pPr>
-              <w:spacing w:before="40" w:after="40"/>
-            </w:pPr>
-            <w:r>
-              <w:rPr>
-                <w:rFonts w:ascii="Calibri" w:hAnsi="Calibri"/>
-                <w:b w:val="0"/>
-                <w:i w:val="0"/>
-                <w:sz w:val="20"/>
-              </w:rPr>
-              <w:t>FK validada via consulta Dapper antes do INSERT; evita excecao de FK violation no banco</w:t>
+              <w:t>Soft delete do vinculo — achado RV-003-01</w:t>
             </w:r>
           </w:p>
         </w:tc>
@@ -4728,7 +5177,7 @@
         </w:pBdr>
       </w:pPr>
       <w:r>
-        <w:t>6. Cenarios planejados — Sprint 2 (a executar)</w:t>
+        <w:t>6. Cenários planejados — Sprint 2 (a executar)</w:t>
       </w:r>
     </w:p>
     <w:p>
@@ -4742,7 +5191,25 @@
           <w:i w:val="0"/>
           <w:sz w:val="22"/>
         </w:rPr>
-        <w:t>Cenarios previstos para a Sprint 2, cobrindo as historias AG-23 (Auditoria) e AG-24 (Integracao com ms.temis.vinculos).</w:t>
+        <w:t xml:space="preserve">Cenários previstos para a Sprint 2, cobrindo as historias AG-23 (Auditoria) e AG-24 (Integração com ms.temis.vinculos). Funcionalidades </w:t>
+      </w:r>
+      <w:r>
+        <w:rPr>
+          <w:rFonts w:ascii="Calibri" w:hAnsi="Calibri"/>
+          <w:b/>
+          <w:i w:val="0"/>
+          <w:sz w:val="22"/>
+        </w:rPr>
+        <w:t>ainda não implementadas</w:t>
+      </w:r>
+      <w:r>
+        <w:rPr>
+          <w:rFonts w:ascii="Calibri" w:hAnsi="Calibri"/>
+          <w:b w:val="0"/>
+          <w:i w:val="0"/>
+          <w:sz w:val="22"/>
+        </w:rPr>
+        <w:t xml:space="preserve"> no código.</w:t>
       </w:r>
     </w:p>
     <w:tbl>
@@ -4846,7 +5313,7 @@
                 <w:color w:val="FFFFFF"/>
                 <w:sz w:val="20"/>
               </w:rPr>
-              <w:t>Cenario</w:t>
+              <w:t>Cenário</w:t>
             </w:r>
           </w:p>
         </w:tc>
@@ -4983,7 +5450,7 @@
                 <w:i w:val="0"/>
                 <w:sz w:val="20"/>
               </w:rPr>
-              <w:t>Registrar log ao criar grupo — toda operacao INSERT/UPDATE/DELETE em Grupos deve gerar registro em AuditoriaGrupos com campos: GrupoId, UsuarioOperadorId, Acao, DataHora e Detalhe preenchidos corretamente</w:t>
+              <w:t>Toda operação de escrita em grupos deve gerar um registro de auditoria com usuário operador, ação, data/hora e detalhe</w:t>
             </w:r>
           </w:p>
         </w:tc>
@@ -5115,7 +5582,7 @@
                 <w:i w:val="0"/>
                 <w:sz w:val="20"/>
               </w:rPr>
-              <w:t>Verificar que registros de auditoria nao podem ser deletados ou alterados — a tabela AuditoriaGrupos deve ser append-only; tentativas de DELETE ou UPDATE devem ser bloqueadas</w:t>
+              <w:t>Os registros de auditoria devem ser imutaveis (append-only); tentativas de alteração/exclusão bloqueadas</w:t>
             </w:r>
           </w:p>
         </w:tc>
@@ -5140,7 +5607,7 @@
                 <w:i w:val="0"/>
                 <w:sz w:val="20"/>
               </w:rPr>
-              <w:t>Seguranca</w:t>
+              <w:t>Segurança</w:t>
             </w:r>
           </w:p>
         </w:tc>
@@ -5248,7 +5715,7 @@
                 <w:i w:val="0"/>
                 <w:sz w:val="20"/>
               </w:rPr>
-              <w:t>Vincular usuario a grupo dispara sincronizacao com ms.temis.vinculos — um HTTP POST /vinculos bem-sucedido deve ser realizado no ms.temis.vinculos apos cada vinculo de usuario criado com sucesso</w:t>
+              <w:t>Após alteração de vinculo, o serviço deve sincronizar com o ms.temis.vinculos</w:t>
             </w:r>
           </w:p>
         </w:tc>
@@ -5274,7 +5741,7 @@
                 <w:i w:val="0"/>
                 <w:sz w:val="20"/>
               </w:rPr>
-              <w:t>Integracao</w:t>
+              <w:t>Integração</w:t>
             </w:r>
           </w:p>
         </w:tc>
@@ -5321,7 +5788,7 @@
         </w:pBdr>
       </w:pPr>
       <w:r>
-        <w:t>7. Cenarios planejados — Sprint 3 (a executar)</w:t>
+        <w:t>7. Cenários planejados — Sprint 3 (a executar)</w:t>
       </w:r>
     </w:p>
     <w:p>
@@ -5335,7 +5802,25 @@
           <w:i w:val="0"/>
           <w:sz w:val="22"/>
         </w:rPr>
-        <w:t>Cenarios previstos para a Sprint 3, cobrindo a historia AG-25 (Relatorio consolidado).</w:t>
+        <w:t xml:space="preserve">Cenários previstos para a Sprint 3, cobrindo a historia AG-25 (Relatório consolidado). Funcionalidade </w:t>
+      </w:r>
+      <w:r>
+        <w:rPr>
+          <w:rFonts w:ascii="Calibri" w:hAnsi="Calibri"/>
+          <w:b/>
+          <w:i w:val="0"/>
+          <w:sz w:val="22"/>
+        </w:rPr>
+        <w:t>ainda não implementada</w:t>
+      </w:r>
+      <w:r>
+        <w:rPr>
+          <w:rFonts w:ascii="Calibri" w:hAnsi="Calibri"/>
+          <w:b w:val="0"/>
+          <w:i w:val="0"/>
+          <w:sz w:val="22"/>
+        </w:rPr>
+        <w:t xml:space="preserve"> no código.</w:t>
       </w:r>
     </w:p>
     <w:tbl>
@@ -5439,7 +5924,7 @@
                 <w:color w:val="FFFFFF"/>
                 <w:sz w:val="20"/>
               </w:rPr>
-              <w:t>Cenario</w:t>
+              <w:t>Cenário</w:t>
             </w:r>
           </w:p>
         </w:tc>
@@ -5576,7 +6061,7 @@
                 <w:i w:val="0"/>
                 <w:sz w:val="20"/>
               </w:rPr>
-              <w:t>Listar grupos com usuarios e permissoes via GET /grupos/relatorio — endpoint retorna estrutura consolidada com todos os grupos ativos, seus membros (UsuariosGrupo) e permissoes (PermissoesGrupo) em uma unica resposta</w:t>
+              <w:t>Relatório consolidado de grupos com seus membros e funções em uma única resposta</w:t>
             </w:r>
           </w:p>
         </w:tc>
@@ -5708,7 +6193,7 @@
                 <w:i w:val="0"/>
                 <w:sz w:val="20"/>
               </w:rPr>
-              <w:t>Exportar relatorio em CSV — parametro de query string "?formato=csv" faz com que o endpoint retorne o relatorio como arquivo para download no formato CSV com Content-Disposition adequado</w:t>
+              <w:t>Exportação do relatório em formato CSV</w:t>
             </w:r>
           </w:p>
         </w:tc>
@@ -5779,7 +6264,7 @@
         </w:pBdr>
       </w:pPr>
       <w:r>
-        <w:t>Historico de revisoes</w:t>
+        <w:t>Histórico de revisões</w:t>
       </w:r>
     </w:p>
     <w:tbl>
@@ -5827,7 +6312,7 @@
                 <w:i w:val="0"/>
                 <w:sz w:val="20"/>
               </w:rPr>
-              <w:t>Versao</w:t>
+              <w:t>Versão</w:t>
             </w:r>
           </w:p>
         </w:tc>
@@ -5905,7 +6390,7 @@
                 <w:i w:val="0"/>
                 <w:sz w:val="20"/>
               </w:rPr>
-              <w:t>Descricao</w:t>
+              <w:t>Descrição</w:t>
             </w:r>
           </w:p>
         </w:tc>
@@ -6011,7 +6496,7 @@
                 <w:i w:val="0"/>
                 <w:sz w:val="20"/>
               </w:rPr>
-              <w:t>Criacao do documento; cenarios da Sprint 1 definidos em conjunto com Leonardo Francisco Pereira (AASP)</w:t>
+              <w:t>Criação do documento; cenários da Sprint 1 definidos em conjunto com Leonardo Francisco Pereira (AASP)</w:t>
             </w:r>
           </w:p>
         </w:tc>
@@ -6117,7 +6602,113 @@
                 <w:i w:val="0"/>
                 <w:sz w:val="20"/>
               </w:rPr>
-              <w:t>Resultado da execucao Sprint 1 registrado (100% aprovado em 06/06/2026); cenarios das Sprints 2 e 3 planejados</w:t>
+              <w:t>Resultado da execução Sprint 1 registrado (100% aprovado em 06/06/2026); cenários das Sprints 2 e 3 planejados</w:t>
+            </w:r>
+          </w:p>
+        </w:tc>
+      </w:tr>
+      <w:tr>
+        <w:trPr>
+          <w:cantSplit w:val="1"/>
+        </w:trPr>
+        <w:tc>
+          <w:tcPr>
+            <w:tcW w:type="dxa" w:w="2225"/>
+            <w:tcMar>
+              <w:top w:w="60" w:type="dxa"/>
+              <w:bottom w:w="60" w:type="dxa"/>
+              <w:left w:w="100" w:type="dxa"/>
+              <w:right w:w="100" w:type="dxa"/>
+            </w:tcMar>
+            <w:shd w:val="clear" w:color="auto" w:fill="F0F4F8"/>
+          </w:tcPr>
+          <w:p>
+            <w:pPr>
+              <w:spacing w:before="40" w:after="40"/>
+            </w:pPr>
+            <w:r>
+              <w:rPr>
+                <w:rFonts w:ascii="Calibri" w:hAnsi="Calibri"/>
+                <w:b/>
+                <w:i w:val="0"/>
+                <w:sz w:val="20"/>
+              </w:rPr>
+              <w:t>1.2</w:t>
+            </w:r>
+          </w:p>
+        </w:tc>
+        <w:tc>
+          <w:tcPr>
+            <w:tcW w:type="dxa" w:w="2225"/>
+            <w:tcMar>
+              <w:top w:w="60" w:type="dxa"/>
+              <w:bottom w:w="60" w:type="dxa"/>
+              <w:left w:w="100" w:type="dxa"/>
+              <w:right w:w="100" w:type="dxa"/>
+            </w:tcMar>
+          </w:tcPr>
+          <w:p>
+            <w:pPr>
+              <w:spacing w:before="40" w:after="40"/>
+            </w:pPr>
+            <w:r>
+              <w:rPr>
+                <w:rFonts w:ascii="Calibri" w:hAnsi="Calibri"/>
+                <w:b w:val="0"/>
+                <w:i w:val="0"/>
+                <w:sz w:val="20"/>
+              </w:rPr>
+              <w:t>15/06/2026</w:t>
+            </w:r>
+          </w:p>
+        </w:tc>
+        <w:tc>
+          <w:tcPr>
+            <w:tcW w:type="dxa" w:w="2225"/>
+            <w:tcMar>
+              <w:top w:w="60" w:type="dxa"/>
+              <w:bottom w:w="60" w:type="dxa"/>
+              <w:left w:w="100" w:type="dxa"/>
+              <w:right w:w="100" w:type="dxa"/>
+            </w:tcMar>
+          </w:tcPr>
+          <w:p>
+            <w:pPr>
+              <w:spacing w:before="40" w:after="40"/>
+            </w:pPr>
+            <w:r>
+              <w:rPr>
+                <w:rFonts w:ascii="Calibri" w:hAnsi="Calibri"/>
+                <w:b w:val="0"/>
+                <w:i w:val="0"/>
+                <w:sz w:val="20"/>
+              </w:rPr>
+              <w:t>Abraão</w:t>
+            </w:r>
+          </w:p>
+        </w:tc>
+        <w:tc>
+          <w:tcPr>
+            <w:tcW w:type="dxa" w:w="2225"/>
+            <w:tcMar>
+              <w:top w:w="60" w:type="dxa"/>
+              <w:bottom w:w="60" w:type="dxa"/>
+              <w:left w:w="100" w:type="dxa"/>
+              <w:right w:w="100" w:type="dxa"/>
+            </w:tcMar>
+          </w:tcPr>
+          <w:p>
+            <w:pPr>
+              <w:spacing w:before="40" w:after="40"/>
+            </w:pPr>
+            <w:r>
+              <w:rPr>
+                <w:rFonts w:ascii="Calibri" w:hAnsi="Calibri"/>
+                <w:b w:val="0"/>
+                <w:i w:val="0"/>
+                <w:sz w:val="20"/>
+              </w:rPr>
+              <w:t>Cenários alinhados aos endpoints e status reais (GerenciarGruposController; HTTP 200/400; função Usuario/Administrador)</w:t>
             </w:r>
           </w:p>
         </w:tc>
@@ -6162,7 +6753,7 @@
         <w:color w:val="555555"/>
         <w:sz w:val="16"/>
       </w:rPr>
-      <w:t>v1.1  ·  06/06/2026</w:t>
+      <w:t>v1.2  ·  06/06/2026</w:t>
     </w:r>
     <w:r>
       <w:tab/>
@@ -6224,7 +6815,7 @@
         <w:color w:val="555555"/>
         <w:sz w:val="16"/>
       </w:rPr>
-      <w:t>v1.1  ·  06/06/2026</w:t>
+      <w:t>v1.2  ·  06/06/2026</w:t>
     </w:r>
     <w:r>
       <w:tab/>

--- a/mps-nivel-c/oficial/04_registros/AASP_Gerenciador/AASP01_Grupos-Usuarios/CTQ-AASP01-001_Cenarios-de-Teste-Homologacao.docx
+++ b/mps-nivel-c/oficial/04_registros/AASP_Gerenciador/AASP01_Grupos-Usuarios/CTQ-AASP01-001_Cenarios-de-Teste-Homologacao.docx
@@ -835,7 +835,7 @@
           <w:i w:val="0"/>
           <w:sz w:val="22"/>
         </w:rPr>
-        <w:t xml:space="preserve">A feature AG — ms.auxo.gruposusuarios e desenvolvida em .NET Framework 4.7.2, com acesso ao banco SQL Server auxo3 via Dapper. Os endpoints são expostos pelo controller </w:t>
+        <w:t xml:space="preserve">A feature AG — ms.auxo.gruposusuarios e desenvolvida em .NET 5, com acesso ao banco SQL Server auxo3 via Dapper. Os endpoints são expostos pelo controller </w:t>
       </w:r>
       <w:r>
         <w:rPr>

--- a/mps-nivel-c/oficial/04_registros/AASP_Gerenciador/AASP01_Grupos-Usuarios/CTQ-AASP01-001_Cenarios-de-Teste-Homologacao.docx
+++ b/mps-nivel-c/oficial/04_registros/AASP_Gerenciador/AASP01_Grupos-Usuarios/CTQ-AASP01-001_Cenarios-de-Teste-Homologacao.docx
@@ -216,17 +216,8 @@
             </w:tcMar>
           </w:tcPr>
           <w:p>
-            <w:pPr>
-              <w:spacing w:before="40" w:after="40"/>
-            </w:pPr>
             <w:r>
-              <w:rPr>
-                <w:rFonts w:ascii="Calibri" w:hAnsi="Calibri"/>
-                <w:b w:val="0"/>
-                <w:i w:val="0"/>
-                <w:sz w:val="20"/>
-              </w:rPr>
-              <w:t>1.2</w:t>
+              <w:t>1.3</w:t>
             </w:r>
           </w:p>
         </w:tc>
@@ -272,17 +263,8 @@
             </w:tcMar>
           </w:tcPr>
           <w:p>
-            <w:pPr>
-              <w:spacing w:before="40" w:after="40"/>
-            </w:pPr>
             <w:r>
-              <w:rPr>
-                <w:rFonts w:ascii="Calibri" w:hAnsi="Calibri"/>
-                <w:b w:val="0"/>
-                <w:i w:val="0"/>
-                <w:sz w:val="20"/>
-              </w:rPr>
-              <w:t>26/05/2026</w:t>
+              <w:t>24/06/2026</w:t>
             </w:r>
           </w:p>
         </w:tc>
@@ -338,7 +320,7 @@
                 <w:i w:val="0"/>
                 <w:sz w:val="20"/>
               </w:rPr>
-              <w:t>AG — ms.auxo.gruposusuarios</w:t>
+              <w:t>AG — ms.auxo.usuarios</w:t>
             </w:r>
           </w:p>
         </w:tc>
@@ -618,7 +600,7 @@
                 <w:i w:val="0"/>
                 <w:sz w:val="20"/>
               </w:rPr>
-              <w:t>Leonardo Francisco Pereira (AASP)</w:t>
+              <w:t>Caroline Sousa (AASP)</w:t>
             </w:r>
           </w:p>
         </w:tc>
@@ -674,7 +656,7 @@
                 <w:i w:val="0"/>
                 <w:sz w:val="20"/>
               </w:rPr>
-              <w:t>Leonardo Francisco Pereira (AASP) + Abraão (Timeware)</w:t>
+              <w:t>Caroline Sousa (AASP) + Abraão (Timeware)</w:t>
             </w:r>
           </w:p>
         </w:tc>
@@ -821,7 +803,7 @@
           <w:i w:val="0"/>
           <w:sz w:val="22"/>
         </w:rPr>
-        <w:t>Cenários de teste executados durante a homologação da Sprint 1 (AG-20, AG-21, AG-22). Definidos em conjunto entre Abraão (Timeware) e Leonardo Francisco Pereira (AASP). Todos os 10 cenários da Sprint 1 foram executados e aprovados em 06/06/2026, sem ressalvas, conforme registrado na ATA-AASP01-002.</w:t>
+        <w:t>Cenários de teste executados durante a homologação da Sprint 1 (AG-20, AG-21, AG-22). Definidos em conjunto entre Abraão (Timeware) e Caroline Sousa (AASP). Todos os 10 cenários da Sprint 1 foram executados e aprovados em 06/06/2026, sem ressalvas, conforme registrado na ATA-AASP01-002.</w:t>
       </w:r>
     </w:p>
     <w:p>
@@ -835,7 +817,7 @@
           <w:i w:val="0"/>
           <w:sz w:val="22"/>
         </w:rPr>
-        <w:t xml:space="preserve">A feature AG — ms.auxo.gruposusuarios e desenvolvida em .NET Framework 4.7.2, com acesso ao banco SQL Server auxo3 via Dapper. Os endpoints são expostos pelo controller </w:t>
+        <w:t xml:space="preserve">A feature AG — ms.auxo.usuarios e desenvolvida em .NET 5.0 (net5.0), com acesso ao banco SQL Server auxo3 via Dapper. Os endpoints são expostos pelo controller </w:t>
       </w:r>
       <w:r>
         <w:rPr>
@@ -6496,7 +6478,7 @@
                 <w:i w:val="0"/>
                 <w:sz w:val="20"/>
               </w:rPr>
-              <w:t>Criação do documento; cenários da Sprint 1 definidos em conjunto com Leonardo Francisco Pereira (AASP)</w:t>
+              <w:t>Criação do documento; cenários da Sprint 1 definidos em conjunto com Caroline Sousa (AASP)</w:t>
             </w:r>
           </w:p>
         </w:tc>
@@ -6709,6 +6691,48 @@
                 <w:sz w:val="20"/>
               </w:rPr>
               <w:t>Cenários alinhados aos endpoints e status reais (GerenciarGruposController; HTTP 200/400; função Usuario/Administrador)</w:t>
+            </w:r>
+          </w:p>
+        </w:tc>
+      </w:tr>
+      <w:tr>
+        <w:tc>
+          <w:tcPr>
+            <w:tcW w:type="dxa" w:w="2225"/>
+          </w:tcPr>
+          <w:p>
+            <w:r>
+              <w:t>1.3</w:t>
+            </w:r>
+          </w:p>
+        </w:tc>
+        <w:tc>
+          <w:tcPr>
+            <w:tcW w:type="dxa" w:w="2225"/>
+          </w:tcPr>
+          <w:p>
+            <w:r>
+              <w:t>24/06/2026</w:t>
+            </w:r>
+          </w:p>
+        </w:tc>
+        <w:tc>
+          <w:tcPr>
+            <w:tcW w:type="dxa" w:w="2225"/>
+          </w:tcPr>
+          <w:p>
+            <w:r>
+              <w:t>Time de Melhoria Contínua</w:t>
+            </w:r>
+          </w:p>
+        </w:tc>
+        <w:tc>
+          <w:tcPr>
+            <w:tcW w:type="dxa" w:w="2225"/>
+          </w:tcPr>
+          <w:p>
+            <w:r>
+              <w:t>Reconciliação com o estado real do GitLab (produto/repositório ms.auxo.usuarios; framework net5.0 onde aplicável; entregas da Sprint 1 integradas em develop com baseline pela tag sprint-1-aceite).</w:t>
             </w:r>
           </w:p>
         </w:tc>

--- a/mps-nivel-c/oficial/04_registros/AASP_Gerenciador/AASP01_Grupos-Usuarios/CTQ-AASP01-001_Cenarios-de-Teste-Homologacao.docx
+++ b/mps-nivel-c/oficial/04_registros/AASP_Gerenciador/AASP01_Grupos-Usuarios/CTQ-AASP01-001_Cenarios-de-Teste-Homologacao.docx
@@ -600,7 +600,7 @@
                 <w:i w:val="0"/>
                 <w:sz w:val="20"/>
               </w:rPr>
-              <w:t>Caroline Sousa (AASP)</w:t>
+              <w:t>Leonardo Francisco Pereira (AASP)</w:t>
             </w:r>
           </w:p>
         </w:tc>
@@ -656,7 +656,7 @@
                 <w:i w:val="0"/>
                 <w:sz w:val="20"/>
               </w:rPr>
-              <w:t>Caroline Sousa (AASP) + Abraão (Timeware)</w:t>
+              <w:t>Leonardo Francisco Pereira (AASP) + Abraão (Timeware)</w:t>
             </w:r>
           </w:p>
         </w:tc>
@@ -803,7 +803,7 @@
           <w:i w:val="0"/>
           <w:sz w:val="22"/>
         </w:rPr>
-        <w:t>Cenários de teste executados durante a homologação da Sprint 1 (AG-20, AG-21, AG-22). Definidos em conjunto entre Abraão (Timeware) e Caroline Sousa (AASP). Todos os 10 cenários da Sprint 1 foram executados e aprovados em 06/06/2026, sem ressalvas, conforme registrado na ATA-AASP01-002.</w:t>
+        <w:t>Cenários de teste executados durante a homologação da Sprint 1 (AG-20, AG-21, AG-22). Definidos em conjunto entre Abraão (Timeware) e Leonardo Francisco Pereira (AASP). Todos os 10 cenários da Sprint 1 foram executados e aprovados em 06/06/2026, sem ressalvas, conforme registrado na ATA-AASP01-002.</w:t>
       </w:r>
     </w:p>
     <w:p>
@@ -2221,7 +2221,7 @@
                 <w:i w:val="0"/>
                 <w:sz w:val="20"/>
               </w:rPr>
-              <w:t>3 testes unitarios cobrindo este cenário</w:t>
+              <w:t>—</w:t>
             </w:r>
           </w:p>
         </w:tc>
@@ -6478,7 +6478,7 @@
                 <w:i w:val="0"/>
                 <w:sz w:val="20"/>
               </w:rPr>
-              <w:t>Criação do documento; cenários da Sprint 1 definidos em conjunto com Caroline Sousa (AASP)</w:t>
+              <w:t>Criação do documento; cenários da Sprint 1 definidos em conjunto com Leonardo Francisco Pereira (AASP)</w:t>
             </w:r>
           </w:p>
         </w:tc>
